--- a/CalendarioAgo2026/informacion/PoliticasAgo26_503.docx
+++ b/CalendarioAgo2026/informacion/PoliticasAgo26_503.docx
@@ -362,7 +362,6 @@
         </w:rPr>
         <w:t xml:space="preserve"> - </w:t>
       </w:r>
-      <w:proofErr w:type="gramStart"/>
       <w:r>
         <w:rPr>
           <w:rFonts w:ascii="Arial" w:hAnsi="Arial"/>
@@ -371,7 +370,6 @@
         </w:rPr>
         <w:t>Diciembre</w:t>
       </w:r>
-      <w:proofErr w:type="gramEnd"/>
       <w:r>
         <w:rPr>
           <w:rFonts w:ascii="Arial" w:hAnsi="Arial"/>
@@ -950,7 +948,6 @@
         </w:rPr>
         <w:t xml:space="preserve">  </w:t>
       </w:r>
-      <w:proofErr w:type="gramStart"/>
       <w:r>
         <w:rPr>
           <w:rFonts w:ascii="Arial" w:hAnsi="Arial"/>
@@ -960,19 +957,7 @@
           <w:u w:val="single"/>
           <w:lang w:eastAsia="es-ES"/>
         </w:rPr>
-        <w:t>Martes</w:t>
-      </w:r>
-      <w:proofErr w:type="gramEnd"/>
-      <w:r>
-        <w:rPr>
-          <w:rFonts w:ascii="Arial" w:hAnsi="Arial"/>
-          <w:snapToGrid w:val="0"/>
-          <w:sz w:val="22"/>
-          <w:szCs w:val="22"/>
-          <w:u w:val="single"/>
-          <w:lang w:eastAsia="es-ES"/>
-        </w:rPr>
-        <w:t xml:space="preserve"> y viernes de</w:t>
+        <w:t>Martes y viernes de</w:t>
       </w:r>
       <w:r>
         <w:rPr>
@@ -1301,7 +1286,6 @@
         </w:rPr>
         <w:t xml:space="preserve"> </w:t>
       </w:r>
-      <w:proofErr w:type="gramStart"/>
       <w:r>
         <w:rPr>
           <w:rFonts w:ascii="Arial" w:hAnsi="Arial"/>
@@ -1311,19 +1295,7 @@
           <w:u w:val="single"/>
           <w:lang w:eastAsia="es-ES"/>
         </w:rPr>
-        <w:t>Lunes</w:t>
-      </w:r>
-      <w:proofErr w:type="gramEnd"/>
-      <w:r>
-        <w:rPr>
-          <w:rFonts w:ascii="Arial" w:hAnsi="Arial"/>
-          <w:snapToGrid w:val="0"/>
-          <w:sz w:val="22"/>
-          <w:szCs w:val="22"/>
-          <w:u w:val="single"/>
-          <w:lang w:eastAsia="es-ES"/>
-        </w:rPr>
-        <w:t xml:space="preserve"> y viernes (12:00 a 1:00 p.m.) </w:t>
+        <w:t xml:space="preserve">Lunes y viernes (12:00 a 1:00 p.m.) </w:t>
       </w:r>
       <w:r>
         <w:rPr>
@@ -1343,9 +1315,8 @@
           <w:u w:val="single"/>
           <w:lang w:eastAsia="es-ES"/>
         </w:rPr>
-        <w:t xml:space="preserve"> </w:t>
-      </w:r>
-      <w:proofErr w:type="gramStart"/>
+        <w:t xml:space="preserve"> Martes</w:t>
+      </w:r>
       <w:r>
         <w:rPr>
           <w:rFonts w:ascii="Arial" w:hAnsi="Arial"/>
@@ -1355,9 +1326,8 @@
           <w:u w:val="single"/>
           <w:lang w:eastAsia="es-ES"/>
         </w:rPr>
-        <w:t>Martes</w:t>
-      </w:r>
-      <w:proofErr w:type="gramEnd"/>
+        <w:t xml:space="preserve"> y </w:t>
+      </w:r>
       <w:r>
         <w:rPr>
           <w:rFonts w:ascii="Arial" w:hAnsi="Arial"/>
@@ -1367,7 +1337,7 @@
           <w:u w:val="single"/>
           <w:lang w:eastAsia="es-ES"/>
         </w:rPr>
-        <w:t>, miércoles y j</w:t>
+        <w:t xml:space="preserve">miércoles </w:t>
       </w:r>
       <w:r>
         <w:rPr>
@@ -1378,7 +1348,18 @@
           <w:u w:val="single"/>
           <w:lang w:eastAsia="es-ES"/>
         </w:rPr>
-        <w:t>ueves (3:30 a 4:30 p.m.)</w:t>
+        <w:t>(3:30 a 4:30 p.m.)</w:t>
+      </w:r>
+      <w:r>
+        <w:rPr>
+          <w:rFonts w:ascii="Arial" w:hAnsi="Arial"/>
+          <w:snapToGrid w:val="0"/>
+          <w:sz w:val="22"/>
+          <w:szCs w:val="22"/>
+          <w:u w:val="single"/>
+          <w:lang w:eastAsia="es-ES"/>
+        </w:rPr>
+        <w:t xml:space="preserve">                          </w:t>
       </w:r>
       <w:r>
         <w:rPr>
@@ -1443,7 +1424,7 @@
           <w:u w:val="single"/>
           <w:lang w:eastAsia="es-ES"/>
         </w:rPr>
-        <w:t>Edificio 2, cuarto piso</w:t>
+        <w:t>Edificio 2, cuarto pis</w:t>
       </w:r>
       <w:r>
         <w:rPr>
@@ -1452,7 +1433,49 @@
           <w:u w:val="single"/>
           <w:lang w:eastAsia="es-ES"/>
         </w:rPr>
-        <w:t>.</w:t>
+        <w:t>o   .</w:t>
+      </w:r>
+      <w:r>
+        <w:rPr>
+          <w:rFonts w:ascii="Arial" w:hAnsi="Arial"/>
+          <w:u w:val="single"/>
+        </w:rPr>
+        <w:t xml:space="preserve">    </w:t>
+      </w:r>
+      <w:r>
+        <w:rPr>
+          <w:rFonts w:ascii="Arial" w:hAnsi="Arial"/>
+          <w:snapToGrid w:val="0"/>
+          <w:u w:val="single"/>
+          <w:lang w:eastAsia="es-ES"/>
+        </w:rPr>
+        <w:t xml:space="preserve">    </w:t>
+      </w:r>
+      <w:r>
+        <w:rPr>
+          <w:rFonts w:ascii="Arial" w:hAnsi="Arial"/>
+          <w:snapToGrid w:val="0"/>
+          <w:lang w:eastAsia="es-ES"/>
+        </w:rPr>
+        <w:t xml:space="preserve">   </w:t>
+      </w:r>
+      <w:r>
+        <w:rPr>
+          <w:rFonts w:ascii="Arial" w:hAnsi="Arial"/>
+          <w:snapToGrid w:val="0"/>
+          <w:u w:val="single"/>
+          <w:lang w:eastAsia="es-ES"/>
+        </w:rPr>
+        <w:t xml:space="preserve"> </w:t>
+      </w:r>
+      <w:r>
+        <w:rPr>
+          <w:rFonts w:ascii="Arial" w:hAnsi="Arial"/>
+          <w:snapToGrid w:val="0"/>
+          <w:u w:val="single"/>
+          <w:lang w:eastAsia="es-ES"/>
+        </w:rPr>
+        <w:t xml:space="preserve"> </w:t>
       </w:r>
     </w:p>
     <w:p>
@@ -1471,6 +1494,7 @@
         </w:tabs>
         <w:spacing w:after="0" w:line="360" w:lineRule="auto"/>
         <w:ind w:left="284" w:hanging="284"/>
+        <w:contextualSpacing w:val="0"/>
         <w:jc w:val="both"/>
         <w:rPr>
           <w:rFonts w:ascii="Arial" w:hAnsi="Arial"/>
@@ -1511,6 +1535,159 @@
           <w:lang w:eastAsia="es-ES"/>
         </w:rPr>
         <w:t>Disponibilidad en otros horarios por acuerdo previo, según la conveniencia del estudiante.</w:t>
+      </w:r>
+    </w:p>
+    <w:p>
+      <w:pPr>
+        <w:tabs>
+          <w:tab w:val="left" w:pos="2552"/>
+          <w:tab w:val="left" w:pos="5245"/>
+          <w:tab w:val="left" w:pos="5670"/>
+          <w:tab w:val="left" w:pos="6379"/>
+          <w:tab w:val="right" w:pos="9639"/>
+        </w:tabs>
+        <w:spacing w:before="60" w:line="360" w:lineRule="auto"/>
+        <w:rPr>
+          <w:rFonts w:ascii="Arial" w:hAnsi="Arial"/>
+          <w:b/>
+          <w:u w:val="single"/>
+          <w14:shadow w14:blurRad="50800" w14:dist="38100" w14:dir="2700000" w14:sx="100000" w14:sy="100000" w14:kx="0" w14:ky="0" w14:algn="tl">
+            <w14:srgbClr w14:val="000000">
+              <w14:alpha w14:val="60000"/>
+            </w14:srgbClr>
+          </w14:shadow>
+        </w:rPr>
+      </w:pPr>
+      <w:r>
+        <w:rPr>
+          <w:rFonts w:ascii="Arial" w:hAnsi="Arial"/>
+          <w:b/>
+          <w:sz w:val="22"/>
+        </w:rPr>
+        <w:t>Laboratorio</w:t>
+      </w:r>
+      <w:r>
+        <w:rPr>
+          <w:rFonts w:ascii="Arial" w:hAnsi="Arial"/>
+          <w:bCs/>
+          <w:sz w:val="22"/>
+        </w:rPr>
+        <w:t>:</w:t>
+      </w:r>
+      <w:r>
+        <w:rPr>
+          <w:rFonts w:ascii="Arial" w:hAnsi="Arial"/>
+          <w:bCs/>
+          <w:sz w:val="22"/>
+        </w:rPr>
+        <w:t xml:space="preserve"> </w:t>
+      </w:r>
+      <w:r>
+        <w:rPr>
+          <w:rFonts w:ascii="Arial" w:hAnsi="Arial"/>
+          <w:bCs/>
+          <w:sz w:val="22"/>
+          <w:u w:val="single"/>
+        </w:rPr>
+        <w:t>M</w:t>
+      </w:r>
+      <w:r>
+        <w:rPr>
+          <w:rFonts w:ascii="Arial" w:hAnsi="Arial"/>
+          <w:bCs/>
+          <w:sz w:val="22"/>
+          <w:u w:val="single"/>
+        </w:rPr>
+        <w:t>iércoles de 10:00 a 11:00 a.m.</w:t>
+      </w:r>
+      <w:r>
+        <w:rPr>
+          <w:rFonts w:ascii="Arial" w:hAnsi="Arial"/>
+          <w:b/>
+          <w:snapToGrid w:val="0"/>
+          <w:sz w:val="22"/>
+          <w:szCs w:val="22"/>
+          <w:u w:val="single"/>
+          <w:lang w:eastAsia="es-ES"/>
+        </w:rPr>
+        <w:t xml:space="preserve">   </w:t>
+      </w:r>
+      <w:r>
+        <w:rPr>
+          <w:rFonts w:ascii="Arial" w:hAnsi="Arial"/>
+          <w:b/>
+          <w:snapToGrid w:val="0"/>
+          <w:sz w:val="22"/>
+          <w:szCs w:val="22"/>
+          <w:lang w:eastAsia="es-ES"/>
+        </w:rPr>
+        <w:t xml:space="preserve">                   </w:t>
+      </w:r>
+      <w:r>
+        <w:rPr>
+          <w:rFonts w:ascii="Arial" w:hAnsi="Arial"/>
+          <w:b/>
+          <w:snapToGrid w:val="0"/>
+          <w:sz w:val="22"/>
+          <w:szCs w:val="22"/>
+          <w:lang w:eastAsia="es-ES"/>
+        </w:rPr>
+        <w:t xml:space="preserve">       </w:t>
+      </w:r>
+      <w:r>
+        <w:rPr>
+          <w:rFonts w:ascii="Arial" w:hAnsi="Arial"/>
+          <w:b/>
+          <w:snapToGrid w:val="0"/>
+          <w:sz w:val="22"/>
+          <w:szCs w:val="22"/>
+          <w:lang w:eastAsia="es-ES"/>
+        </w:rPr>
+        <w:t xml:space="preserve">             </w:t>
+      </w:r>
+      <w:r>
+        <w:rPr>
+          <w:rFonts w:ascii="Arial" w:hAnsi="Arial"/>
+          <w:b/>
+          <w:snapToGrid w:val="0"/>
+          <w:sz w:val="22"/>
+          <w:szCs w:val="22"/>
+          <w:lang w:eastAsia="es-ES"/>
+        </w:rPr>
+        <w:t>Salón</w:t>
+      </w:r>
+      <w:r>
+        <w:rPr>
+          <w:rFonts w:ascii="Arial" w:hAnsi="Arial"/>
+          <w:b/>
+          <w:snapToGrid w:val="0"/>
+          <w:sz w:val="22"/>
+          <w:szCs w:val="22"/>
+          <w:lang w:eastAsia="es-ES"/>
+        </w:rPr>
+        <w:t>:</w:t>
+      </w:r>
+      <w:r>
+        <w:rPr>
+          <w:rFonts w:ascii="Arial" w:hAnsi="Arial"/>
+          <w:b/>
+          <w:snapToGrid w:val="0"/>
+          <w:sz w:val="22"/>
+          <w:szCs w:val="22"/>
+          <w:lang w:eastAsia="es-ES"/>
+        </w:rPr>
+        <w:t xml:space="preserve"> </w:t>
+      </w:r>
+      <w:r>
+        <w:rPr>
+          <w:rFonts w:ascii="Arial" w:hAnsi="Arial"/>
+          <w:snapToGrid w:val="0"/>
+          <w:sz w:val="22"/>
+          <w:szCs w:val="22"/>
+          <w:u w:val="single"/>
+          <w:lang w:eastAsia="es-ES"/>
+        </w:rPr>
+        <w:t xml:space="preserve">   4206                         .</w:t>
       </w:r>
     </w:p>
     <w:bookmarkEnd w:id="0"/>
@@ -2000,6 +2177,12 @@
         <w:rPr>
           <w:sz w:val="22"/>
         </w:rPr>
+        <w:t xml:space="preserve">de </w:t>
+      </w:r>
+      <w:r>
+        <w:rPr>
+          <w:sz w:val="22"/>
+        </w:rPr>
         <w:t>medio termino</w:t>
       </w:r>
       <w:r>
@@ -2008,31 +2191,34 @@
         </w:rPr>
         <w:t xml:space="preserve">: </w:t>
       </w:r>
-      <w:proofErr w:type="gramStart"/>
       <w:r>
         <w:rPr>
           <w:sz w:val="22"/>
           <w:u w:val="single"/>
         </w:rPr>
-        <w:t>Viernes</w:t>
-      </w:r>
-      <w:proofErr w:type="gramEnd"/>
+        <w:t>v</w:t>
+      </w:r>
       <w:r>
         <w:rPr>
           <w:sz w:val="22"/>
           <w:u w:val="single"/>
         </w:rPr>
-        <w:t xml:space="preserve"> 23 de </w:t>
-      </w:r>
-      <w:proofErr w:type="gramStart"/>
+        <w:t xml:space="preserve">iernes 23 de </w:t>
+      </w:r>
       <w:r>
         <w:rPr>
           <w:sz w:val="22"/>
           <w:u w:val="single"/>
         </w:rPr>
-        <w:t>Octubre</w:t>
-      </w:r>
-      <w:proofErr w:type="gramEnd"/>
+        <w:t>o</w:t>
+      </w:r>
+      <w:r>
+        <w:rPr>
+          <w:sz w:val="22"/>
+          <w:u w:val="single"/>
+        </w:rPr>
+        <w:t>ctubre</w:t>
+      </w:r>
     </w:p>
     <w:p>
       <w:pPr>
@@ -2064,21 +2250,19 @@
         </w:rPr>
         <w:t xml:space="preserve">: </w:t>
       </w:r>
-      <w:proofErr w:type="gramStart"/>
       <w:r>
         <w:rPr>
           <w:sz w:val="22"/>
           <w:u w:val="single"/>
         </w:rPr>
-        <w:t>Lunes</w:t>
-      </w:r>
-      <w:proofErr w:type="gramEnd"/>
+        <w:t>l</w:t>
+      </w:r>
       <w:r>
         <w:rPr>
           <w:sz w:val="22"/>
           <w:u w:val="single"/>
         </w:rPr>
-        <w:t xml:space="preserve"> </w:t>
+        <w:t xml:space="preserve">unes </w:t>
       </w:r>
       <w:r>
         <w:rPr>
@@ -2094,15 +2278,20 @@
         </w:rPr>
         <w:t xml:space="preserve"> de </w:t>
       </w:r>
-      <w:proofErr w:type="gramStart"/>
       <w:r>
         <w:rPr>
           <w:sz w:val="22"/>
           <w:u w:val="single"/>
         </w:rPr>
-        <w:t>Diciembre</w:t>
-      </w:r>
-      <w:proofErr w:type="gramEnd"/>
+        <w:t>d</w:t>
+      </w:r>
+      <w:r>
+        <w:rPr>
+          <w:sz w:val="22"/>
+          <w:u w:val="single"/>
+        </w:rPr>
+        <w:t>iciembre</w:t>
+      </w:r>
     </w:p>
     <w:p>
       <w:pPr>
@@ -2202,7 +2391,7 @@
     <w:p>
       <w:pPr>
         <w:pStyle w:val="Textoindependiente"/>
-        <w:spacing w:before="360" w:line="240" w:lineRule="auto"/>
+        <w:spacing w:before="0" w:line="240" w:lineRule="auto"/>
         <w:rPr>
           <w:b/>
           <w:sz w:val="22"/>
@@ -2223,7 +2412,6 @@
             </w14:srgbClr>
           </w14:shadow>
         </w:rPr>
-        <w:lastRenderedPageBreak/>
         <w:t>MÓDULO DE NIVELACIÓN CON APRENDIZAJE ADAPTATIVO</w:t>
       </w:r>
     </w:p>
@@ -2503,45 +2691,6 @@
         </w:rPr>
         <w:t>EVALUACIÓN DEL CURSO</w:t>
       </w:r>
-      <w:r>
-        <w:rPr>
-          <w:b/>
-          <w:color w:val="000000" w:themeColor="text1"/>
-          <w:sz w:val="22"/>
-          <w14:shadow w14:blurRad="50800" w14:dist="38100" w14:dir="2700000" w14:sx="100000" w14:sy="100000" w14:kx="0" w14:ky="0" w14:algn="tl">
-            <w14:srgbClr w14:val="000000">
-              <w14:alpha w14:val="60000"/>
-            </w14:srgbClr>
-          </w14:shadow>
-        </w:rPr>
-        <w:t xml:space="preserve"> (</w:t>
-      </w:r>
-      <w:r>
-        <w:rPr>
-          <w:b/>
-          <w:color w:val="000000" w:themeColor="text1"/>
-          <w:sz w:val="22"/>
-          <w14:shadow w14:blurRad="50800" w14:dist="38100" w14:dir="2700000" w14:sx="100000" w14:sy="100000" w14:kx="0" w14:ky="0" w14:algn="tl">
-            <w14:srgbClr w14:val="000000">
-              <w14:alpha w14:val="60000"/>
-            </w14:srgbClr>
-          </w14:shadow>
-        </w:rPr>
-        <w:t>PLAN 2026</w:t>
-      </w:r>
-      <w:r>
-        <w:rPr>
-          <w:b/>
-          <w:color w:val="000000" w:themeColor="text1"/>
-          <w:sz w:val="22"/>
-          <w14:shadow w14:blurRad="50800" w14:dist="38100" w14:dir="2700000" w14:sx="100000" w14:sy="100000" w14:kx="0" w14:ky="0" w14:algn="tl">
-            <w14:srgbClr w14:val="000000">
-              <w14:alpha w14:val="60000"/>
-            </w14:srgbClr>
-          </w14:shadow>
-        </w:rPr>
-        <w:t>)</w:t>
-      </w:r>
     </w:p>
     <w:p>
       <w:pPr>
@@ -2574,7 +2723,7 @@
           <w:sz w:val="22"/>
           <w:szCs w:val="22"/>
         </w:rPr>
-        <w:t>4</w:t>
+        <w:t xml:space="preserve">  </w:t>
       </w:r>
       <w:r>
         <w:rPr>
@@ -2583,7 +2732,7 @@
           <w:sz w:val="22"/>
           <w:szCs w:val="22"/>
         </w:rPr>
-        <w:t xml:space="preserve"> %   </w:t>
+        <w:t xml:space="preserve">4 %   </w:t>
       </w:r>
       <w:r>
         <w:rPr>
@@ -2593,33 +2742,7 @@
           <w:szCs w:val="22"/>
         </w:rPr>
         <w:tab/>
-      </w:r>
-      <w:r>
-        <w:rPr>
-          <w:rFonts w:ascii="Arial" w:hAnsi="Arial"/>
-          <w:color w:val="000000" w:themeColor="text1"/>
-          <w:sz w:val="22"/>
-          <w:szCs w:val="22"/>
-        </w:rPr>
-        <w:t>Actividad: ¡Estudia el módulo de niv</w:t>
-      </w:r>
-      <w:r>
-        <w:rPr>
-          <w:rFonts w:ascii="Arial" w:hAnsi="Arial"/>
-          <w:color w:val="000000" w:themeColor="text1"/>
-          <w:sz w:val="22"/>
-          <w:szCs w:val="22"/>
-        </w:rPr>
-        <w:t>elación</w:t>
-      </w:r>
-      <w:r>
-        <w:rPr>
-          <w:rFonts w:ascii="Arial" w:hAnsi="Arial"/>
-          <w:color w:val="000000" w:themeColor="text1"/>
-          <w:sz w:val="22"/>
-          <w:szCs w:val="22"/>
-        </w:rPr>
-        <w:t>!</w:t>
+        <w:t>Actividad: ¡Estudia el módulo de nivelación!</w:t>
       </w:r>
       <w:r>
         <w:rPr>
@@ -2652,7 +2775,25 @@
           <w:sz w:val="22"/>
           <w:szCs w:val="22"/>
         </w:rPr>
-        <w:t xml:space="preserve">  1 %   </w:t>
+        <w:t xml:space="preserve"> </w:t>
+      </w:r>
+      <w:r>
+        <w:rPr>
+          <w:rFonts w:ascii="Arial" w:hAnsi="Arial"/>
+          <w:color w:val="000000" w:themeColor="text1"/>
+          <w:sz w:val="22"/>
+          <w:szCs w:val="22"/>
+        </w:rPr>
+        <w:t xml:space="preserve">  </w:t>
+      </w:r>
+      <w:r>
+        <w:rPr>
+          <w:rFonts w:ascii="Arial" w:hAnsi="Arial"/>
+          <w:color w:val="000000" w:themeColor="text1"/>
+          <w:sz w:val="22"/>
+          <w:szCs w:val="22"/>
+        </w:rPr>
+        <w:t xml:space="preserve"> 1 %   </w:t>
       </w:r>
       <w:r>
         <w:rPr>
@@ -2694,7 +2835,31 @@
           <w:color w:val="000000" w:themeColor="text1"/>
           <w:sz w:val="22"/>
         </w:rPr>
-        <w:t xml:space="preserve">  6 %          Exámenes rápidos</w:t>
+        <w:t xml:space="preserve">  </w:t>
+      </w:r>
+      <w:r>
+        <w:rPr>
+          <w:rFonts w:ascii="Arial" w:hAnsi="Arial"/>
+          <w:color w:val="000000" w:themeColor="text1"/>
+          <w:sz w:val="22"/>
+        </w:rPr>
+        <w:t>1</w:t>
+      </w:r>
+      <w:r>
+        <w:rPr>
+          <w:rFonts w:ascii="Arial" w:hAnsi="Arial"/>
+          <w:color w:val="000000" w:themeColor="text1"/>
+          <w:sz w:val="22"/>
+        </w:rPr>
+        <w:t>2</w:t>
+      </w:r>
+      <w:r>
+        <w:rPr>
+          <w:rFonts w:ascii="Arial" w:hAnsi="Arial"/>
+          <w:color w:val="000000" w:themeColor="text1"/>
+          <w:sz w:val="22"/>
+        </w:rPr>
+        <w:t xml:space="preserve"> %        Exámenes rápidos</w:t>
       </w:r>
     </w:p>
     <w:p>
@@ -2718,6 +2883,14 @@
           <w:color w:val="000000" w:themeColor="text1"/>
           <w:sz w:val="22"/>
         </w:rPr>
+        <w:t xml:space="preserve">  </w:t>
+      </w:r>
+      <w:r>
+        <w:rPr>
+          <w:rFonts w:ascii="Arial" w:hAnsi="Arial"/>
+          <w:color w:val="000000" w:themeColor="text1"/>
+          <w:sz w:val="22"/>
+        </w:rPr>
         <w:t xml:space="preserve">10 %   </w:t>
       </w:r>
       <w:r>
@@ -2751,7 +2924,7 @@
           <w:color w:val="000000" w:themeColor="text1"/>
           <w:sz w:val="22"/>
         </w:rPr>
-        <w:t xml:space="preserve">  7 %   </w:t>
+        <w:t xml:space="preserve"> </w:t>
       </w:r>
       <w:r>
         <w:rPr>
@@ -2759,8 +2932,56 @@
           <w:color w:val="000000" w:themeColor="text1"/>
           <w:sz w:val="22"/>
         </w:rPr>
+        <w:t xml:space="preserve"> </w:t>
+      </w:r>
+      <w:r>
+        <w:rPr>
+          <w:rFonts w:ascii="Arial" w:hAnsi="Arial"/>
+          <w:color w:val="000000" w:themeColor="text1"/>
+          <w:sz w:val="22"/>
+        </w:rPr>
+        <w:t xml:space="preserve">  </w:t>
+      </w:r>
+      <w:r>
+        <w:rPr>
+          <w:rFonts w:ascii="Arial" w:hAnsi="Arial"/>
+          <w:color w:val="000000" w:themeColor="text1"/>
+          <w:sz w:val="22"/>
+        </w:rPr>
+        <w:t>8</w:t>
+      </w:r>
+      <w:r>
+        <w:rPr>
+          <w:rFonts w:ascii="Arial" w:hAnsi="Arial"/>
+          <w:color w:val="000000" w:themeColor="text1"/>
+          <w:sz w:val="22"/>
+        </w:rPr>
+        <w:t xml:space="preserve"> %   </w:t>
+      </w:r>
+      <w:r>
+        <w:rPr>
+          <w:rFonts w:ascii="Arial" w:hAnsi="Arial"/>
+          <w:color w:val="000000" w:themeColor="text1"/>
+          <w:sz w:val="22"/>
+        </w:rPr>
         <w:tab/>
-        <w:t>Actividades en clase</w:t>
+        <w:t xml:space="preserve">Actividades </w:t>
+      </w:r>
+      <w:r>
+        <w:rPr>
+          <w:rFonts w:ascii="Arial" w:hAnsi="Arial"/>
+          <w:color w:val="000000" w:themeColor="text1"/>
+          <w:sz w:val="22"/>
+        </w:rPr>
+        <w:t xml:space="preserve">en clase </w:t>
+      </w:r>
+      <w:r>
+        <w:rPr>
+          <w:rFonts w:ascii="Arial" w:hAnsi="Arial"/>
+          <w:color w:val="000000" w:themeColor="text1"/>
+          <w:sz w:val="22"/>
+        </w:rPr>
+        <w:t>y tareas</w:t>
       </w:r>
     </w:p>
     <w:p>
@@ -2784,7 +3005,7 @@
           <w:color w:val="000000" w:themeColor="text1"/>
           <w:sz w:val="22"/>
         </w:rPr>
-        <w:t xml:space="preserve">  5 %   </w:t>
+        <w:t xml:space="preserve">  </w:t>
       </w:r>
       <w:r>
         <w:rPr>
@@ -2792,8 +3013,32 @@
           <w:color w:val="000000" w:themeColor="text1"/>
           <w:sz w:val="22"/>
         </w:rPr>
+        <w:t>1</w:t>
+      </w:r>
+      <w:r>
+        <w:rPr>
+          <w:rFonts w:ascii="Arial" w:hAnsi="Arial"/>
+          <w:color w:val="000000" w:themeColor="text1"/>
+          <w:sz w:val="22"/>
+        </w:rPr>
+        <w:t>5</w:t>
+      </w:r>
+      <w:r>
+        <w:rPr>
+          <w:rFonts w:ascii="Arial" w:hAnsi="Arial"/>
+          <w:color w:val="000000" w:themeColor="text1"/>
+          <w:sz w:val="22"/>
+        </w:rPr>
+        <w:t xml:space="preserve"> %   </w:t>
+      </w:r>
+      <w:r>
+        <w:rPr>
+          <w:rFonts w:ascii="Arial" w:hAnsi="Arial"/>
+          <w:color w:val="000000" w:themeColor="text1"/>
+          <w:sz w:val="22"/>
+        </w:rPr>
         <w:tab/>
-        <w:t>Tareas</w:t>
+        <w:t xml:space="preserve">Solución de Situación Problema                      </w:t>
       </w:r>
     </w:p>
     <w:p>
@@ -2817,7 +3062,7 @@
           <w:color w:val="000000" w:themeColor="text1"/>
           <w:sz w:val="22"/>
         </w:rPr>
-        <w:t xml:space="preserve"> </w:t>
+        <w:t xml:space="preserve">  </w:t>
       </w:r>
       <w:r>
         <w:rPr>
@@ -2825,7 +3070,7 @@
           <w:color w:val="000000" w:themeColor="text1"/>
           <w:sz w:val="22"/>
         </w:rPr>
-        <w:t>1</w:t>
+        <w:t xml:space="preserve">20 %   </w:t>
       </w:r>
       <w:r>
         <w:rPr>
@@ -2833,120 +3078,8 @@
           <w:color w:val="000000" w:themeColor="text1"/>
           <w:sz w:val="22"/>
         </w:rPr>
-        <w:t xml:space="preserve">7 %   </w:t>
-      </w:r>
-      <w:r>
-        <w:rPr>
-          <w:rFonts w:ascii="Arial" w:hAnsi="Arial"/>
-          <w:color w:val="000000" w:themeColor="text1"/>
-          <w:sz w:val="22"/>
-        </w:rPr>
         <w:tab/>
-      </w:r>
-      <w:r>
-        <w:rPr>
-          <w:rFonts w:ascii="Arial" w:hAnsi="Arial"/>
-          <w:color w:val="000000" w:themeColor="text1"/>
-          <w:sz w:val="22"/>
-        </w:rPr>
-        <w:t>Solución de Situación Problema</w:t>
-      </w:r>
-      <w:r>
-        <w:rPr>
-          <w:rFonts w:ascii="Arial" w:hAnsi="Arial"/>
-          <w:color w:val="000000" w:themeColor="text1"/>
-          <w:sz w:val="22"/>
-        </w:rPr>
-        <w:t xml:space="preserve">                      </w:t>
-      </w:r>
-    </w:p>
-    <w:p>
-      <w:pPr>
-        <w:tabs>
-          <w:tab w:val="left" w:pos="1134"/>
-          <w:tab w:val="left" w:pos="3402"/>
-          <w:tab w:val="left" w:pos="5529"/>
-          <w:tab w:val="right" w:pos="8789"/>
-        </w:tabs>
-        <w:spacing w:before="60"/>
-        <w:rPr>
-          <w:rFonts w:ascii="Arial" w:hAnsi="Arial"/>
-          <w:color w:val="000000" w:themeColor="text1"/>
-          <w:sz w:val="22"/>
-        </w:rPr>
-      </w:pPr>
-      <w:r>
-        <w:rPr>
-          <w:rFonts w:ascii="Arial" w:hAnsi="Arial"/>
-          <w:color w:val="000000" w:themeColor="text1"/>
-          <w:sz w:val="22"/>
-        </w:rPr>
-        <w:t>20</w:t>
-      </w:r>
-      <w:r>
-        <w:rPr>
-          <w:rFonts w:ascii="Arial" w:hAnsi="Arial"/>
-          <w:color w:val="000000" w:themeColor="text1"/>
-          <w:sz w:val="22"/>
-        </w:rPr>
-        <w:t xml:space="preserve"> </w:t>
-      </w:r>
-      <w:r>
-        <w:rPr>
-          <w:rFonts w:ascii="Arial" w:hAnsi="Arial"/>
-          <w:color w:val="000000" w:themeColor="text1"/>
-          <w:sz w:val="22"/>
-        </w:rPr>
-        <w:t xml:space="preserve">%   </w:t>
-      </w:r>
-      <w:r>
-        <w:rPr>
-          <w:rFonts w:ascii="Arial" w:hAnsi="Arial"/>
-          <w:color w:val="000000" w:themeColor="text1"/>
-          <w:sz w:val="22"/>
-        </w:rPr>
-        <w:tab/>
-        <w:t xml:space="preserve">Examen </w:t>
-      </w:r>
-      <w:r>
-        <w:rPr>
-          <w:rFonts w:ascii="Arial" w:hAnsi="Arial"/>
-          <w:color w:val="000000" w:themeColor="text1"/>
-          <w:sz w:val="22"/>
-        </w:rPr>
-        <w:t>de Medio</w:t>
-      </w:r>
-      <w:r>
-        <w:rPr>
-          <w:rFonts w:ascii="Arial" w:hAnsi="Arial"/>
-          <w:color w:val="000000" w:themeColor="text1"/>
-          <w:sz w:val="22"/>
-        </w:rPr>
-        <w:t xml:space="preserve"> </w:t>
-      </w:r>
-      <w:r>
-        <w:rPr>
-          <w:rFonts w:ascii="Arial" w:hAnsi="Arial"/>
-          <w:color w:val="000000" w:themeColor="text1"/>
-          <w:sz w:val="22"/>
-        </w:rPr>
-        <w:t>T</w:t>
-      </w:r>
-      <w:r>
-        <w:rPr>
-          <w:rFonts w:ascii="Arial" w:hAnsi="Arial"/>
-          <w:color w:val="000000" w:themeColor="text1"/>
-          <w:sz w:val="22"/>
-        </w:rPr>
-        <w:t>érmino</w:t>
-      </w:r>
-      <w:r>
-        <w:rPr>
-          <w:rFonts w:ascii="Arial" w:hAnsi="Arial"/>
-          <w:color w:val="000000" w:themeColor="text1"/>
-          <w:sz w:val="22"/>
-        </w:rPr>
-        <w:t xml:space="preserve">                      </w:t>
+        <w:t xml:space="preserve">Examen de Medio Término                      </w:t>
       </w:r>
     </w:p>
     <w:p>
@@ -2970,7 +3103,7 @@
           <w:color w:val="000000" w:themeColor="text1"/>
           <w:sz w:val="22"/>
         </w:rPr>
-        <w:t>3</w:t>
+        <w:t xml:space="preserve">  </w:t>
       </w:r>
       <w:r>
         <w:rPr>
@@ -2978,7 +3111,7 @@
           <w:color w:val="000000" w:themeColor="text1"/>
           <w:sz w:val="22"/>
         </w:rPr>
-        <w:t>0</w:t>
+        <w:t>30 %</w:t>
       </w:r>
       <w:r>
         <w:rPr>
@@ -2986,32 +3119,8 @@
           <w:color w:val="000000" w:themeColor="text1"/>
           <w:sz w:val="22"/>
         </w:rPr>
-        <w:t xml:space="preserve"> </w:t>
-      </w:r>
-      <w:r>
-        <w:rPr>
-          <w:rFonts w:ascii="Arial" w:hAnsi="Arial"/>
-          <w:color w:val="000000" w:themeColor="text1"/>
-          <w:sz w:val="22"/>
-        </w:rPr>
-        <w:t>%</w:t>
-      </w:r>
-      <w:r>
-        <w:rPr>
-          <w:rFonts w:ascii="Arial" w:hAnsi="Arial"/>
-          <w:color w:val="000000" w:themeColor="text1"/>
-          <w:sz w:val="22"/>
-        </w:rPr>
         <w:tab/>
-        <w:t xml:space="preserve">Examen </w:t>
-      </w:r>
-      <w:r>
-        <w:rPr>
-          <w:rFonts w:ascii="Arial" w:hAnsi="Arial"/>
-          <w:color w:val="000000" w:themeColor="text1"/>
-          <w:sz w:val="22"/>
-        </w:rPr>
-        <w:t>final</w:t>
+        <w:t>Examen final</w:t>
       </w:r>
     </w:p>
     <w:p>
@@ -3052,852 +3161,22 @@
           <w:color w:val="000000" w:themeColor="text1"/>
           <w:sz w:val="22"/>
         </w:rPr>
-        <w:t>100%</w:t>
-      </w:r>
-    </w:p>
-    <w:p>
-      <w:pPr>
-        <w:pStyle w:val="Textoindependiente"/>
-        <w:spacing w:before="360" w:after="240" w:line="240" w:lineRule="auto"/>
-        <w:rPr>
-          <w:b/>
+        <w:t>100</w:t>
+      </w:r>
+      <w:r>
+        <w:rPr>
           <w:color w:val="000000" w:themeColor="text1"/>
           <w:sz w:val="22"/>
-          <w14:shadow w14:blurRad="50800" w14:dist="38100" w14:dir="2700000" w14:sx="100000" w14:sy="100000" w14:kx="0" w14:ky="0" w14:algn="tl">
-            <w14:srgbClr w14:val="000000">
-              <w14:alpha w14:val="60000"/>
-            </w14:srgbClr>
-          </w14:shadow>
-        </w:rPr>
-      </w:pPr>
-      <w:r>
-        <w:rPr>
-          <w:b/>
+        </w:rPr>
+        <w:t xml:space="preserve"> </w:t>
+      </w:r>
+      <w:r>
+        <w:rPr>
           <w:color w:val="000000" w:themeColor="text1"/>
           <w:sz w:val="22"/>
-          <w14:shadow w14:blurRad="50800" w14:dist="38100" w14:dir="2700000" w14:sx="100000" w14:sy="100000" w14:kx="0" w14:ky="0" w14:algn="tl">
-            <w14:srgbClr w14:val="000000">
-              <w14:alpha w14:val="60000"/>
-            </w14:srgbClr>
-          </w14:shadow>
-        </w:rPr>
-        <w:t>EVALUACIÓN DEL CURSO</w:t>
-      </w:r>
-      <w:r>
-        <w:rPr>
-          <w:b/>
-          <w:color w:val="000000" w:themeColor="text1"/>
-          <w:sz w:val="22"/>
-          <w14:shadow w14:blurRad="50800" w14:dist="38100" w14:dir="2700000" w14:sx="100000" w14:sy="100000" w14:kx="0" w14:ky="0" w14:algn="tl">
-            <w14:srgbClr w14:val="000000">
-              <w14:alpha w14:val="60000"/>
-            </w14:srgbClr>
-          </w14:shadow>
-        </w:rPr>
-        <w:t xml:space="preserve"> (MI PROPUESTA)</w:t>
-      </w:r>
-    </w:p>
-    <w:p>
-      <w:pPr>
-        <w:tabs>
-          <w:tab w:val="left" w:pos="1134"/>
-          <w:tab w:val="left" w:pos="3402"/>
-          <w:tab w:val="left" w:pos="5529"/>
-          <w:tab w:val="right" w:pos="8789"/>
-        </w:tabs>
-        <w:spacing w:before="60"/>
-        <w:rPr>
-          <w:rFonts w:ascii="Arial" w:hAnsi="Arial"/>
-          <w:color w:val="000000" w:themeColor="text1"/>
-          <w:sz w:val="22"/>
-        </w:rPr>
-      </w:pPr>
-      <w:r>
-        <w:rPr>
-          <w:rFonts w:ascii="Arial" w:hAnsi="Arial"/>
-          <w:color w:val="000000" w:themeColor="text1"/>
-          <w:sz w:val="22"/>
-          <w:szCs w:val="22"/>
-        </w:rPr>
-        <w:t xml:space="preserve">  </w:t>
-      </w:r>
-      <w:r>
-        <w:rPr>
-          <w:rFonts w:ascii="Arial" w:hAnsi="Arial"/>
-          <w:color w:val="000000" w:themeColor="text1"/>
-          <w:sz w:val="22"/>
-          <w:szCs w:val="22"/>
-        </w:rPr>
-        <w:t xml:space="preserve">  </w:t>
-      </w:r>
-      <w:r>
-        <w:rPr>
-          <w:rFonts w:ascii="Arial" w:hAnsi="Arial"/>
-          <w:color w:val="000000" w:themeColor="text1"/>
-          <w:sz w:val="22"/>
-          <w:szCs w:val="22"/>
-        </w:rPr>
-        <w:t xml:space="preserve">4 %   </w:t>
-      </w:r>
-      <w:r>
-        <w:rPr>
-          <w:rFonts w:ascii="Arial" w:hAnsi="Arial"/>
-          <w:color w:val="000000" w:themeColor="text1"/>
-          <w:sz w:val="22"/>
-          <w:szCs w:val="22"/>
-        </w:rPr>
-        <w:tab/>
-        <w:t>Actividad: ¡Estudia el módulo de nivelación!</w:t>
-      </w:r>
-      <w:r>
-        <w:rPr>
-          <w:rFonts w:ascii="Arial" w:hAnsi="Arial"/>
-          <w:color w:val="000000" w:themeColor="text1"/>
-          <w:sz w:val="22"/>
-        </w:rPr>
-        <w:t xml:space="preserve">                      </w:t>
-      </w:r>
-    </w:p>
-    <w:p>
-      <w:pPr>
-        <w:tabs>
-          <w:tab w:val="left" w:pos="1134"/>
-          <w:tab w:val="left" w:pos="3402"/>
-          <w:tab w:val="left" w:pos="5529"/>
-          <w:tab w:val="right" w:pos="8789"/>
-        </w:tabs>
-        <w:spacing w:before="60"/>
-        <w:rPr>
-          <w:rFonts w:ascii="Arial" w:hAnsi="Arial"/>
-          <w:color w:val="000000" w:themeColor="text1"/>
-          <w:sz w:val="22"/>
-        </w:rPr>
-      </w:pPr>
-      <w:r>
-        <w:rPr>
-          <w:rFonts w:ascii="Arial" w:hAnsi="Arial"/>
-          <w:color w:val="000000" w:themeColor="text1"/>
-          <w:sz w:val="22"/>
-          <w:szCs w:val="22"/>
-        </w:rPr>
-        <w:t xml:space="preserve"> </w:t>
-      </w:r>
-      <w:r>
-        <w:rPr>
-          <w:rFonts w:ascii="Arial" w:hAnsi="Arial"/>
-          <w:color w:val="000000" w:themeColor="text1"/>
-          <w:sz w:val="22"/>
-          <w:szCs w:val="22"/>
-        </w:rPr>
-        <w:t xml:space="preserve">  </w:t>
-      </w:r>
-      <w:r>
-        <w:rPr>
-          <w:rFonts w:ascii="Arial" w:hAnsi="Arial"/>
-          <w:color w:val="000000" w:themeColor="text1"/>
-          <w:sz w:val="22"/>
-          <w:szCs w:val="22"/>
-        </w:rPr>
-        <w:t xml:space="preserve"> 1 %   </w:t>
-      </w:r>
-      <w:r>
-        <w:rPr>
-          <w:rFonts w:ascii="Arial" w:hAnsi="Arial"/>
-          <w:color w:val="000000" w:themeColor="text1"/>
-          <w:sz w:val="22"/>
-          <w:szCs w:val="22"/>
-        </w:rPr>
-        <w:tab/>
-        <w:t>Actividad: Diagnóstico final de conocimientos previos</w:t>
-      </w:r>
-      <w:r>
-        <w:rPr>
-          <w:rFonts w:ascii="Arial" w:hAnsi="Arial"/>
-          <w:color w:val="000000" w:themeColor="text1"/>
-          <w:sz w:val="22"/>
-        </w:rPr>
-        <w:t xml:space="preserve">                      </w:t>
-      </w:r>
-    </w:p>
-    <w:p>
-      <w:pPr>
-        <w:tabs>
-          <w:tab w:val="left" w:pos="1134"/>
-          <w:tab w:val="right" w:pos="4253"/>
-          <w:tab w:val="left" w:pos="5529"/>
-          <w:tab w:val="right" w:pos="8789"/>
-        </w:tabs>
-        <w:spacing w:before="60"/>
-        <w:rPr>
-          <w:rFonts w:ascii="Arial" w:hAnsi="Arial"/>
-          <w:color w:val="000000" w:themeColor="text1"/>
-          <w:sz w:val="22"/>
-        </w:rPr>
-      </w:pPr>
-      <w:r>
-        <w:rPr>
-          <w:rFonts w:ascii="Arial" w:hAnsi="Arial"/>
-          <w:color w:val="000000" w:themeColor="text1"/>
-          <w:sz w:val="22"/>
-        </w:rPr>
-        <w:t xml:space="preserve">  </w:t>
-      </w:r>
-      <w:r>
-        <w:rPr>
-          <w:rFonts w:ascii="Arial" w:hAnsi="Arial"/>
-          <w:color w:val="000000" w:themeColor="text1"/>
-          <w:sz w:val="22"/>
-        </w:rPr>
-        <w:t>1</w:t>
-      </w:r>
-      <w:r>
-        <w:rPr>
-          <w:rFonts w:ascii="Arial" w:hAnsi="Arial"/>
-          <w:color w:val="000000" w:themeColor="text1"/>
-          <w:sz w:val="22"/>
-        </w:rPr>
-        <w:t>2</w:t>
-      </w:r>
-      <w:r>
-        <w:rPr>
-          <w:rFonts w:ascii="Arial" w:hAnsi="Arial"/>
-          <w:color w:val="000000" w:themeColor="text1"/>
-          <w:sz w:val="22"/>
-        </w:rPr>
-        <w:t xml:space="preserve"> %        Exámenes rápidos</w:t>
-      </w:r>
-    </w:p>
-    <w:p>
-      <w:pPr>
-        <w:tabs>
-          <w:tab w:val="left" w:pos="1134"/>
-          <w:tab w:val="right" w:pos="4253"/>
-          <w:tab w:val="left" w:pos="5529"/>
-          <w:tab w:val="right" w:pos="8789"/>
-        </w:tabs>
-        <w:spacing w:before="60"/>
-        <w:rPr>
-          <w:rFonts w:ascii="Arial" w:hAnsi="Arial"/>
-          <w:color w:val="000000" w:themeColor="text1"/>
-          <w:sz w:val="22"/>
-        </w:rPr>
-      </w:pPr>
-      <w:r>
-        <w:rPr>
-          <w:rFonts w:ascii="Arial" w:hAnsi="Arial"/>
-          <w:color w:val="000000" w:themeColor="text1"/>
-          <w:sz w:val="22"/>
-        </w:rPr>
-        <w:t xml:space="preserve">  </w:t>
-      </w:r>
-      <w:r>
-        <w:rPr>
-          <w:rFonts w:ascii="Arial" w:hAnsi="Arial"/>
-          <w:color w:val="000000" w:themeColor="text1"/>
-          <w:sz w:val="22"/>
-        </w:rPr>
-        <w:t xml:space="preserve">10 %   </w:t>
-      </w:r>
-      <w:r>
-        <w:rPr>
-          <w:rFonts w:ascii="Arial" w:hAnsi="Arial"/>
-          <w:color w:val="000000" w:themeColor="text1"/>
-          <w:sz w:val="22"/>
-        </w:rPr>
-        <w:tab/>
-        <w:t>Laboratorios</w:t>
-      </w:r>
-    </w:p>
-    <w:p>
-      <w:pPr>
-        <w:tabs>
-          <w:tab w:val="left" w:pos="1134"/>
-          <w:tab w:val="left" w:pos="3402"/>
-          <w:tab w:val="left" w:pos="5529"/>
-          <w:tab w:val="right" w:pos="8789"/>
-        </w:tabs>
-        <w:spacing w:before="60"/>
-        <w:rPr>
-          <w:rFonts w:ascii="Arial" w:hAnsi="Arial"/>
-          <w:color w:val="000000" w:themeColor="text1"/>
-          <w:sz w:val="22"/>
-        </w:rPr>
-      </w:pPr>
-      <w:r>
-        <w:rPr>
-          <w:rFonts w:ascii="Arial" w:hAnsi="Arial"/>
-          <w:color w:val="000000" w:themeColor="text1"/>
-          <w:sz w:val="22"/>
-        </w:rPr>
-        <w:t xml:space="preserve"> </w:t>
-      </w:r>
-      <w:r>
-        <w:rPr>
-          <w:rFonts w:ascii="Arial" w:hAnsi="Arial"/>
-          <w:color w:val="000000" w:themeColor="text1"/>
-          <w:sz w:val="22"/>
-        </w:rPr>
-        <w:t xml:space="preserve"> </w:t>
-      </w:r>
-      <w:r>
-        <w:rPr>
-          <w:rFonts w:ascii="Arial" w:hAnsi="Arial"/>
-          <w:color w:val="000000" w:themeColor="text1"/>
-          <w:sz w:val="22"/>
-        </w:rPr>
-        <w:t xml:space="preserve">  </w:t>
-      </w:r>
-      <w:r>
-        <w:rPr>
-          <w:rFonts w:ascii="Arial" w:hAnsi="Arial"/>
-          <w:color w:val="000000" w:themeColor="text1"/>
-          <w:sz w:val="22"/>
-        </w:rPr>
-        <w:t>8</w:t>
-      </w:r>
-      <w:r>
-        <w:rPr>
-          <w:rFonts w:ascii="Arial" w:hAnsi="Arial"/>
-          <w:color w:val="000000" w:themeColor="text1"/>
-          <w:sz w:val="22"/>
-        </w:rPr>
-        <w:t xml:space="preserve"> %   </w:t>
-      </w:r>
-      <w:r>
-        <w:rPr>
-          <w:rFonts w:ascii="Arial" w:hAnsi="Arial"/>
-          <w:color w:val="000000" w:themeColor="text1"/>
-          <w:sz w:val="22"/>
-        </w:rPr>
-        <w:tab/>
-        <w:t xml:space="preserve">Actividades </w:t>
-      </w:r>
-      <w:r>
-        <w:rPr>
-          <w:rFonts w:ascii="Arial" w:hAnsi="Arial"/>
-          <w:color w:val="000000" w:themeColor="text1"/>
-          <w:sz w:val="22"/>
-        </w:rPr>
-        <w:t xml:space="preserve">en clase </w:t>
-      </w:r>
-      <w:r>
-        <w:rPr>
-          <w:rFonts w:ascii="Arial" w:hAnsi="Arial"/>
-          <w:color w:val="000000" w:themeColor="text1"/>
-          <w:sz w:val="22"/>
-        </w:rPr>
-        <w:t>y tareas</w:t>
-      </w:r>
-    </w:p>
-    <w:p>
-      <w:pPr>
-        <w:tabs>
-          <w:tab w:val="left" w:pos="1134"/>
-          <w:tab w:val="left" w:pos="3402"/>
-          <w:tab w:val="left" w:pos="5529"/>
-          <w:tab w:val="right" w:pos="8789"/>
-        </w:tabs>
-        <w:spacing w:before="60"/>
-        <w:rPr>
-          <w:rFonts w:ascii="Arial" w:hAnsi="Arial"/>
-          <w:color w:val="000000" w:themeColor="text1"/>
-          <w:sz w:val="22"/>
-        </w:rPr>
-      </w:pPr>
-      <w:r>
-        <w:rPr>
-          <w:rFonts w:ascii="Arial" w:hAnsi="Arial"/>
-          <w:color w:val="000000" w:themeColor="text1"/>
-          <w:sz w:val="22"/>
-        </w:rPr>
-        <w:t xml:space="preserve">  </w:t>
-      </w:r>
-      <w:r>
-        <w:rPr>
-          <w:rFonts w:ascii="Arial" w:hAnsi="Arial"/>
-          <w:color w:val="000000" w:themeColor="text1"/>
-          <w:sz w:val="22"/>
-        </w:rPr>
-        <w:t>1</w:t>
-      </w:r>
-      <w:r>
-        <w:rPr>
-          <w:rFonts w:ascii="Arial" w:hAnsi="Arial"/>
-          <w:color w:val="000000" w:themeColor="text1"/>
-          <w:sz w:val="22"/>
-        </w:rPr>
-        <w:t>5</w:t>
-      </w:r>
-      <w:r>
-        <w:rPr>
-          <w:rFonts w:ascii="Arial" w:hAnsi="Arial"/>
-          <w:color w:val="000000" w:themeColor="text1"/>
-          <w:sz w:val="22"/>
-        </w:rPr>
-        <w:t xml:space="preserve"> %   </w:t>
-      </w:r>
-      <w:r>
-        <w:rPr>
-          <w:rFonts w:ascii="Arial" w:hAnsi="Arial"/>
-          <w:color w:val="000000" w:themeColor="text1"/>
-          <w:sz w:val="22"/>
-        </w:rPr>
-        <w:tab/>
-        <w:t xml:space="preserve">Solución de Situación Problema                      </w:t>
-      </w:r>
-    </w:p>
-    <w:p>
-      <w:pPr>
-        <w:tabs>
-          <w:tab w:val="left" w:pos="1134"/>
-          <w:tab w:val="left" w:pos="3402"/>
-          <w:tab w:val="left" w:pos="5529"/>
-          <w:tab w:val="right" w:pos="8789"/>
-        </w:tabs>
-        <w:spacing w:before="60"/>
-        <w:rPr>
-          <w:rFonts w:ascii="Arial" w:hAnsi="Arial"/>
-          <w:color w:val="000000" w:themeColor="text1"/>
-          <w:sz w:val="22"/>
-        </w:rPr>
-      </w:pPr>
-      <w:r>
-        <w:rPr>
-          <w:rFonts w:ascii="Arial" w:hAnsi="Arial"/>
-          <w:color w:val="000000" w:themeColor="text1"/>
-          <w:sz w:val="22"/>
-        </w:rPr>
-        <w:t xml:space="preserve">  </w:t>
-      </w:r>
-      <w:r>
-        <w:rPr>
-          <w:rFonts w:ascii="Arial" w:hAnsi="Arial"/>
-          <w:color w:val="000000" w:themeColor="text1"/>
-          <w:sz w:val="22"/>
-        </w:rPr>
-        <w:t xml:space="preserve">20 %   </w:t>
-      </w:r>
-      <w:r>
-        <w:rPr>
-          <w:rFonts w:ascii="Arial" w:hAnsi="Arial"/>
-          <w:color w:val="000000" w:themeColor="text1"/>
-          <w:sz w:val="22"/>
-        </w:rPr>
-        <w:tab/>
-        <w:t xml:space="preserve">Examen de Medio Término                      </w:t>
-      </w:r>
-    </w:p>
-    <w:p>
-      <w:pPr>
-        <w:tabs>
-          <w:tab w:val="left" w:pos="1134"/>
-          <w:tab w:val="right" w:pos="4253"/>
-          <w:tab w:val="left" w:pos="5529"/>
-          <w:tab w:val="right" w:pos="8789"/>
-        </w:tabs>
-        <w:spacing w:before="60"/>
-        <w:rPr>
-          <w:rFonts w:ascii="Arial" w:hAnsi="Arial"/>
-          <w:color w:val="000000" w:themeColor="text1"/>
-          <w:sz w:val="22"/>
-        </w:rPr>
-      </w:pPr>
-      <w:r>
-        <w:rPr>
-          <w:rFonts w:ascii="Arial" w:hAnsi="Arial"/>
-          <w:color w:val="000000" w:themeColor="text1"/>
-          <w:sz w:val="22"/>
-        </w:rPr>
-        <w:t xml:space="preserve">  </w:t>
-      </w:r>
-      <w:r>
-        <w:rPr>
-          <w:rFonts w:ascii="Arial" w:hAnsi="Arial"/>
-          <w:color w:val="000000" w:themeColor="text1"/>
-          <w:sz w:val="22"/>
-        </w:rPr>
-        <w:t>30 %</w:t>
-      </w:r>
-      <w:r>
-        <w:rPr>
-          <w:rFonts w:ascii="Arial" w:hAnsi="Arial"/>
-          <w:color w:val="000000" w:themeColor="text1"/>
-          <w:sz w:val="22"/>
-        </w:rPr>
-        <w:tab/>
-        <w:t>Examen final</w:t>
-      </w:r>
-    </w:p>
-    <w:p>
-      <w:pPr>
-        <w:tabs>
-          <w:tab w:val="left" w:pos="1134"/>
-          <w:tab w:val="right" w:pos="4253"/>
-          <w:tab w:val="left" w:pos="5529"/>
-          <w:tab w:val="right" w:pos="8789"/>
-        </w:tabs>
-        <w:spacing w:before="60" w:after="60"/>
-        <w:rPr>
-          <w:rFonts w:ascii="Arial" w:hAnsi="Arial"/>
-          <w:color w:val="000000" w:themeColor="text1"/>
-          <w:sz w:val="22"/>
-        </w:rPr>
-      </w:pPr>
-      <w:r>
-        <w:rPr>
-          <w:rFonts w:ascii="Arial" w:hAnsi="Arial"/>
-          <w:color w:val="000000" w:themeColor="text1"/>
-          <w:sz w:val="22"/>
-        </w:rPr>
-        <w:t>----------------------------------------------------------------------------------------</w:t>
-      </w:r>
-    </w:p>
-    <w:p>
-      <w:pPr>
-        <w:pStyle w:val="Textoindependiente"/>
-        <w:spacing w:before="0" w:line="240" w:lineRule="auto"/>
-        <w:rPr>
-          <w:color w:val="000000" w:themeColor="text1"/>
-          <w:sz w:val="22"/>
-        </w:rPr>
-      </w:pPr>
-      <w:r>
-        <w:rPr>
-          <w:color w:val="000000" w:themeColor="text1"/>
-          <w:sz w:val="22"/>
-        </w:rPr>
-        <w:t>100</w:t>
-      </w:r>
-      <w:r>
-        <w:rPr>
-          <w:color w:val="000000" w:themeColor="text1"/>
-          <w:sz w:val="22"/>
-        </w:rPr>
-        <w:t xml:space="preserve"> </w:t>
-      </w:r>
-      <w:r>
-        <w:rPr>
-          <w:color w:val="000000" w:themeColor="text1"/>
-          <w:sz w:val="22"/>
         </w:rPr>
         <w:t>%</w:t>
       </w:r>
-    </w:p>
-    <w:p>
-      <w:pPr>
-        <w:pStyle w:val="Textoindependiente"/>
-        <w:spacing w:before="360" w:after="240" w:line="240" w:lineRule="auto"/>
-        <w:rPr>
-          <w:b/>
-          <w:color w:val="000000" w:themeColor="text1"/>
-          <w:sz w:val="22"/>
-          <w14:shadow w14:blurRad="50800" w14:dist="38100" w14:dir="2700000" w14:sx="100000" w14:sy="100000" w14:kx="0" w14:ky="0" w14:algn="tl">
-            <w14:srgbClr w14:val="000000">
-              <w14:alpha w14:val="60000"/>
-            </w14:srgbClr>
-          </w14:shadow>
-        </w:rPr>
-      </w:pPr>
-      <w:r>
-        <w:rPr>
-          <w:b/>
-          <w:color w:val="000000" w:themeColor="text1"/>
-          <w:sz w:val="22"/>
-          <w14:shadow w14:blurRad="50800" w14:dist="38100" w14:dir="2700000" w14:sx="100000" w14:sy="100000" w14:kx="0" w14:ky="0" w14:algn="tl">
-            <w14:srgbClr w14:val="000000">
-              <w14:alpha w14:val="60000"/>
-            </w14:srgbClr>
-          </w14:shadow>
-        </w:rPr>
-        <w:t xml:space="preserve">EVALUACIÓN DEL CURSO (PLAN </w:t>
-      </w:r>
-      <w:r>
-        <w:rPr>
-          <w:b/>
-          <w:color w:val="000000" w:themeColor="text1"/>
-          <w:sz w:val="22"/>
-          <w14:shadow w14:blurRad="50800" w14:dist="38100" w14:dir="2700000" w14:sx="100000" w14:sy="100000" w14:kx="0" w14:ky="0" w14:algn="tl">
-            <w14:srgbClr w14:val="000000">
-              <w14:alpha w14:val="60000"/>
-            </w14:srgbClr>
-          </w14:shadow>
-        </w:rPr>
-        <w:t>2021</w:t>
-      </w:r>
-      <w:r>
-        <w:rPr>
-          <w:b/>
-          <w:color w:val="000000" w:themeColor="text1"/>
-          <w:sz w:val="22"/>
-          <w14:shadow w14:blurRad="50800" w14:dist="38100" w14:dir="2700000" w14:sx="100000" w14:sy="100000" w14:kx="0" w14:ky="0" w14:algn="tl">
-            <w14:srgbClr w14:val="000000">
-              <w14:alpha w14:val="60000"/>
-            </w14:srgbClr>
-          </w14:shadow>
-        </w:rPr>
-        <w:t>)</w:t>
-      </w:r>
-    </w:p>
-    <w:p>
-      <w:pPr>
-        <w:tabs>
-          <w:tab w:val="left" w:pos="1134"/>
-          <w:tab w:val="left" w:pos="3402"/>
-          <w:tab w:val="left" w:pos="5529"/>
-          <w:tab w:val="right" w:pos="8789"/>
-        </w:tabs>
-        <w:spacing w:before="60"/>
-        <w:rPr>
-          <w:rFonts w:ascii="Arial" w:hAnsi="Arial"/>
-          <w:color w:val="000000" w:themeColor="text1"/>
-          <w:sz w:val="22"/>
-        </w:rPr>
-      </w:pPr>
-      <w:r>
-        <w:rPr>
-          <w:rFonts w:ascii="Arial" w:hAnsi="Arial"/>
-          <w:color w:val="000000" w:themeColor="text1"/>
-          <w:sz w:val="22"/>
-          <w:szCs w:val="22"/>
-        </w:rPr>
-        <w:t xml:space="preserve">  5 %   </w:t>
-      </w:r>
-      <w:r>
-        <w:rPr>
-          <w:rFonts w:ascii="Arial" w:hAnsi="Arial"/>
-          <w:color w:val="000000" w:themeColor="text1"/>
-          <w:sz w:val="22"/>
-          <w:szCs w:val="22"/>
-        </w:rPr>
-        <w:tab/>
-        <w:t>Módulo de nivelación</w:t>
-      </w:r>
-      <w:r>
-        <w:rPr>
-          <w:rFonts w:ascii="Arial" w:hAnsi="Arial"/>
-          <w:color w:val="000000" w:themeColor="text1"/>
-          <w:sz w:val="22"/>
-        </w:rPr>
-        <w:t xml:space="preserve">                      </w:t>
-      </w:r>
-    </w:p>
-    <w:p>
-      <w:pPr>
-        <w:tabs>
-          <w:tab w:val="left" w:pos="1134"/>
-          <w:tab w:val="left" w:pos="3402"/>
-          <w:tab w:val="left" w:pos="5529"/>
-          <w:tab w:val="right" w:pos="8789"/>
-        </w:tabs>
-        <w:spacing w:before="60"/>
-        <w:rPr>
-          <w:rFonts w:ascii="Arial" w:hAnsi="Arial"/>
-          <w:color w:val="000000" w:themeColor="text1"/>
-          <w:sz w:val="22"/>
-        </w:rPr>
-      </w:pPr>
-      <w:r>
-        <w:rPr>
-          <w:rFonts w:ascii="Arial" w:hAnsi="Arial"/>
-          <w:color w:val="000000" w:themeColor="text1"/>
-          <w:sz w:val="22"/>
-        </w:rPr>
-        <w:t xml:space="preserve">18 %   </w:t>
-      </w:r>
-      <w:r>
-        <w:rPr>
-          <w:rFonts w:ascii="Arial" w:hAnsi="Arial"/>
-          <w:color w:val="000000" w:themeColor="text1"/>
-          <w:sz w:val="22"/>
-        </w:rPr>
-        <w:tab/>
-        <w:t xml:space="preserve">Examen parcial                      </w:t>
-      </w:r>
-    </w:p>
-    <w:p>
-      <w:pPr>
-        <w:tabs>
-          <w:tab w:val="left" w:pos="1134"/>
-          <w:tab w:val="right" w:pos="4253"/>
-          <w:tab w:val="left" w:pos="5529"/>
-          <w:tab w:val="right" w:pos="8789"/>
-        </w:tabs>
-        <w:spacing w:before="60"/>
-        <w:rPr>
-          <w:rFonts w:ascii="Arial" w:hAnsi="Arial"/>
-          <w:color w:val="000000" w:themeColor="text1"/>
-          <w:sz w:val="22"/>
-        </w:rPr>
-      </w:pPr>
-      <w:r>
-        <w:rPr>
-          <w:rFonts w:ascii="Arial" w:hAnsi="Arial"/>
-          <w:color w:val="000000" w:themeColor="text1"/>
-          <w:sz w:val="22"/>
-        </w:rPr>
-        <w:t>35 %</w:t>
-      </w:r>
-      <w:r>
-        <w:rPr>
-          <w:rFonts w:ascii="Arial" w:hAnsi="Arial"/>
-          <w:color w:val="000000" w:themeColor="text1"/>
-          <w:sz w:val="22"/>
-        </w:rPr>
-        <w:tab/>
-        <w:t>Examen integrador</w:t>
-      </w:r>
-    </w:p>
-    <w:p>
-      <w:pPr>
-        <w:tabs>
-          <w:tab w:val="left" w:pos="1134"/>
-          <w:tab w:val="right" w:pos="4253"/>
-          <w:tab w:val="left" w:pos="5529"/>
-          <w:tab w:val="right" w:pos="8789"/>
-        </w:tabs>
-        <w:spacing w:before="60"/>
-        <w:rPr>
-          <w:rFonts w:ascii="Arial" w:hAnsi="Arial"/>
-          <w:color w:val="000000" w:themeColor="text1"/>
-          <w:sz w:val="22"/>
-        </w:rPr>
-      </w:pPr>
-      <w:r>
-        <w:rPr>
-          <w:rFonts w:ascii="Arial" w:hAnsi="Arial"/>
-          <w:color w:val="000000" w:themeColor="text1"/>
-          <w:sz w:val="22"/>
-        </w:rPr>
-        <w:t xml:space="preserve">  8 %   </w:t>
-      </w:r>
-      <w:r>
-        <w:rPr>
-          <w:rFonts w:ascii="Arial" w:hAnsi="Arial"/>
-          <w:color w:val="000000" w:themeColor="text1"/>
-          <w:sz w:val="22"/>
-        </w:rPr>
-        <w:tab/>
-        <w:t>Laboratorios y tareas</w:t>
-      </w:r>
-    </w:p>
-    <w:p>
-      <w:pPr>
-        <w:tabs>
-          <w:tab w:val="left" w:pos="1134"/>
-          <w:tab w:val="right" w:pos="4253"/>
-          <w:tab w:val="left" w:pos="5529"/>
-          <w:tab w:val="right" w:pos="8789"/>
-        </w:tabs>
-        <w:spacing w:before="60"/>
-        <w:rPr>
-          <w:rFonts w:ascii="Arial" w:hAnsi="Arial"/>
-          <w:color w:val="000000" w:themeColor="text1"/>
-          <w:sz w:val="22"/>
-        </w:rPr>
-      </w:pPr>
-      <w:r>
-        <w:rPr>
-          <w:rFonts w:ascii="Arial" w:hAnsi="Arial"/>
-          <w:color w:val="000000" w:themeColor="text1"/>
-          <w:sz w:val="22"/>
-        </w:rPr>
-        <w:t>15 %          Exámenes rápidos</w:t>
-      </w:r>
-    </w:p>
-    <w:p>
-      <w:pPr>
-        <w:tabs>
-          <w:tab w:val="left" w:pos="1134"/>
-          <w:tab w:val="right" w:pos="4253"/>
-          <w:tab w:val="left" w:pos="5529"/>
-          <w:tab w:val="right" w:pos="8789"/>
-        </w:tabs>
-        <w:spacing w:before="60"/>
-        <w:rPr>
-          <w:rFonts w:ascii="Arial" w:hAnsi="Arial"/>
-          <w:color w:val="000000" w:themeColor="text1"/>
-          <w:sz w:val="22"/>
-        </w:rPr>
-      </w:pPr>
-      <w:r>
-        <w:rPr>
-          <w:rFonts w:ascii="Arial" w:hAnsi="Arial"/>
-          <w:color w:val="000000" w:themeColor="text1"/>
-          <w:sz w:val="22"/>
-        </w:rPr>
-        <w:t xml:space="preserve">  4 %   </w:t>
-      </w:r>
-      <w:r>
-        <w:rPr>
-          <w:rFonts w:ascii="Arial" w:hAnsi="Arial"/>
-          <w:color w:val="000000" w:themeColor="text1"/>
-          <w:sz w:val="22"/>
-        </w:rPr>
-        <w:tab/>
-        <w:t>Exámenes de comprobación de estudio</w:t>
-      </w:r>
-    </w:p>
-    <w:p>
-      <w:pPr>
-        <w:tabs>
-          <w:tab w:val="left" w:pos="1134"/>
-          <w:tab w:val="right" w:pos="4253"/>
-          <w:tab w:val="left" w:pos="5529"/>
-          <w:tab w:val="right" w:pos="8789"/>
-        </w:tabs>
-        <w:spacing w:before="60" w:after="60"/>
-        <w:rPr>
-          <w:rFonts w:ascii="Arial" w:hAnsi="Arial"/>
-          <w:color w:val="000000" w:themeColor="text1"/>
-          <w:sz w:val="22"/>
-          <w:u w:val="single"/>
-        </w:rPr>
-      </w:pPr>
-      <w:r>
-        <w:rPr>
-          <w:rFonts w:ascii="Arial" w:hAnsi="Arial"/>
-          <w:color w:val="000000" w:themeColor="text1"/>
-          <w:sz w:val="22"/>
-          <w:u w:val="single"/>
-        </w:rPr>
-        <w:t xml:space="preserve">15 % </w:t>
-      </w:r>
-      <w:r>
-        <w:rPr>
-          <w:rFonts w:ascii="Arial" w:hAnsi="Arial"/>
-          <w:color w:val="000000" w:themeColor="text1"/>
-          <w:sz w:val="22"/>
-          <w:u w:val="single"/>
-        </w:rPr>
-        <w:tab/>
-        <w:t>Proyecto integrador</w:t>
-      </w:r>
-    </w:p>
-    <w:p>
-      <w:pPr>
-        <w:pStyle w:val="Textoindependiente"/>
-        <w:spacing w:before="0" w:line="240" w:lineRule="auto"/>
-        <w:rPr>
-          <w:color w:val="000000" w:themeColor="text1"/>
-          <w:sz w:val="22"/>
-        </w:rPr>
-      </w:pPr>
-      <w:r>
-        <w:rPr>
-          <w:color w:val="000000" w:themeColor="text1"/>
-          <w:sz w:val="22"/>
-        </w:rPr>
-        <w:t>100%</w:t>
-      </w:r>
-    </w:p>
-    <w:p>
-      <w:pPr>
-        <w:pStyle w:val="Textoindependiente"/>
-        <w:spacing w:before="0" w:line="240" w:lineRule="auto"/>
-        <w:rPr>
-          <w:sz w:val="22"/>
-        </w:rPr>
-      </w:pPr>
     </w:p>
     <w:p>
       <w:pPr>
@@ -4314,7 +3593,21 @@
           <w:sz w:val="22"/>
           <w:szCs w:val="22"/>
         </w:rPr>
-        <w:t xml:space="preserve"> será a través de la plataforma </w:t>
+        <w:t xml:space="preserve"> se</w:t>
+      </w:r>
+      <w:r>
+        <w:rPr>
+          <w:sz w:val="22"/>
+          <w:szCs w:val="22"/>
+        </w:rPr>
+        <w:t xml:space="preserve"> realizará </w:t>
+      </w:r>
+      <w:r>
+        <w:rPr>
+          <w:sz w:val="22"/>
+          <w:szCs w:val="22"/>
+        </w:rPr>
+        <w:t xml:space="preserve">a través de la plataforma </w:t>
       </w:r>
       <w:proofErr w:type="spellStart"/>
       <w:r>
@@ -4342,7 +3635,7 @@
         <w:pStyle w:val="Textoindependiente"/>
         <w:numPr>
           <w:ilvl w:val="0"/>
-          <w:numId w:val="38"/>
+          <w:numId w:val="41"/>
         </w:numPr>
         <w:spacing w:before="0" w:line="400" w:lineRule="exact"/>
         <w:rPr>
@@ -4358,10 +3651,49 @@
       </w:pPr>
       <w:r>
         <w:rPr>
-          <w:sz w:val="22"/>
-          <w:szCs w:val="22"/>
-        </w:rPr>
-        <w:t xml:space="preserve">Buscando problemas para mi proyecto: </w:t>
+          <w:b/>
+          <w:bCs/>
+          <w:sz w:val="22"/>
+          <w:szCs w:val="22"/>
+        </w:rPr>
+        <w:t>Primera entrega</w:t>
+      </w:r>
+      <w:r>
+        <w:rPr>
+          <w:b/>
+          <w:bCs/>
+          <w:sz w:val="22"/>
+          <w:szCs w:val="22"/>
+        </w:rPr>
+        <w:t xml:space="preserve"> </w:t>
+      </w:r>
+      <w:r>
+        <w:rPr>
+          <w:sz w:val="22"/>
+          <w:szCs w:val="22"/>
+        </w:rPr>
+        <w:t>(</w:t>
+      </w:r>
+      <w:r>
+        <w:rPr>
+          <w:sz w:val="22"/>
+          <w:szCs w:val="22"/>
+        </w:rPr>
+        <w:t>Selección de la base de datos</w:t>
+      </w:r>
+      <w:r>
+        <w:rPr>
+          <w:sz w:val="22"/>
+          <w:szCs w:val="22"/>
+        </w:rPr>
+        <w:t>)</w:t>
+      </w:r>
+      <w:r>
+        <w:rPr>
+          <w:sz w:val="22"/>
+          <w:szCs w:val="22"/>
+        </w:rPr>
+        <w:t xml:space="preserve">: </w:t>
       </w:r>
       <w:r>
         <w:rPr>
@@ -4369,7 +3701,7 @@
           <w:szCs w:val="22"/>
           <w:u w:val="single"/>
         </w:rPr>
-        <w:t xml:space="preserve">Domingo </w:t>
+        <w:t>v</w:t>
       </w:r>
       <w:r>
         <w:rPr>
@@ -4377,7 +3709,7 @@
           <w:szCs w:val="22"/>
           <w:u w:val="single"/>
         </w:rPr>
-        <w:t>7</w:t>
+        <w:t>i</w:t>
       </w:r>
       <w:r>
         <w:rPr>
@@ -4385,15 +3717,7 @@
           <w:szCs w:val="22"/>
           <w:u w:val="single"/>
         </w:rPr>
-        <w:t xml:space="preserve"> de </w:t>
-      </w:r>
-      <w:r>
-        <w:rPr>
-          <w:sz w:val="22"/>
-          <w:szCs w:val="22"/>
-          <w:u w:val="single"/>
-        </w:rPr>
-        <w:t>septiembre</w:t>
+        <w:t>ernes 6 de noviembre</w:t>
       </w:r>
     </w:p>
     <w:p>
@@ -4401,7 +3725,7 @@
         <w:pStyle w:val="Textoindependiente"/>
         <w:numPr>
           <w:ilvl w:val="0"/>
-          <w:numId w:val="38"/>
+          <w:numId w:val="41"/>
         </w:numPr>
         <w:spacing w:before="0" w:line="400" w:lineRule="exact"/>
         <w:rPr>
@@ -4417,10 +3741,58 @@
       </w:pPr>
       <w:r>
         <w:rPr>
-          <w:sz w:val="22"/>
-          <w:szCs w:val="22"/>
-        </w:rPr>
-        <w:t xml:space="preserve">Incorpora cálculos, condicionales, funciones y ciclos: </w:t>
+          <w:b/>
+          <w:bCs/>
+          <w:sz w:val="22"/>
+          <w:szCs w:val="22"/>
+        </w:rPr>
+        <w:t>Segunda</w:t>
+      </w:r>
+      <w:r>
+        <w:rPr>
+          <w:b/>
+          <w:bCs/>
+          <w:sz w:val="22"/>
+          <w:szCs w:val="22"/>
+        </w:rPr>
+        <w:t xml:space="preserve"> entrega</w:t>
+      </w:r>
+      <w:r>
+        <w:rPr>
+          <w:b/>
+          <w:bCs/>
+          <w:sz w:val="22"/>
+          <w:szCs w:val="22"/>
+        </w:rPr>
+        <w:t xml:space="preserve"> </w:t>
+      </w:r>
+      <w:r>
+        <w:rPr>
+          <w:sz w:val="22"/>
+          <w:szCs w:val="22"/>
+        </w:rPr>
+        <w:t>(</w:t>
+      </w:r>
+      <w:r>
+        <w:rPr>
+          <w:sz w:val="22"/>
+          <w:szCs w:val="22"/>
+        </w:rPr>
+        <w:t>Preguntas detonadoras</w:t>
+      </w:r>
+      <w:r>
+        <w:rPr>
+          <w:sz w:val="22"/>
+          <w:szCs w:val="22"/>
+        </w:rPr>
+        <w:t>)</w:t>
+      </w:r>
+      <w:r>
+        <w:rPr>
+          <w:sz w:val="22"/>
+          <w:szCs w:val="22"/>
+        </w:rPr>
+        <w:t xml:space="preserve">: </w:t>
       </w:r>
       <w:r>
         <w:rPr>
@@ -4428,39 +3800,14 @@
           <w:szCs w:val="22"/>
           <w:u w:val="single"/>
         </w:rPr>
-        <w:t>viernes</w:t>
-      </w:r>
-      <w:r>
-        <w:rPr>
-          <w:sz w:val="22"/>
-          <w:szCs w:val="22"/>
-          <w:u w:val="single"/>
+        <w:t>viernes 13 de noviembre</w:t>
+      </w:r>
+      <w:r>
+        <w:rPr>
+          <w:sz w:val="22"/>
+          <w:szCs w:val="22"/>
         </w:rPr>
         <w:t xml:space="preserve"> </w:t>
-      </w:r>
-      <w:r>
-        <w:rPr>
-          <w:sz w:val="22"/>
-          <w:szCs w:val="22"/>
-          <w:u w:val="single"/>
-        </w:rPr>
-        <w:t>26</w:t>
-      </w:r>
-      <w:r>
-        <w:rPr>
-          <w:sz w:val="22"/>
-          <w:szCs w:val="22"/>
-          <w:u w:val="single"/>
-        </w:rPr>
-        <w:t xml:space="preserve"> de </w:t>
-      </w:r>
-      <w:r>
-        <w:rPr>
-          <w:sz w:val="22"/>
-          <w:szCs w:val="22"/>
-          <w:u w:val="single"/>
-        </w:rPr>
-        <w:t>septiembre</w:t>
       </w:r>
     </w:p>
     <w:p>
@@ -4468,26 +3815,78 @@
         <w:pStyle w:val="Textoindependiente"/>
         <w:numPr>
           <w:ilvl w:val="0"/>
-          <w:numId w:val="38"/>
+          <w:numId w:val="41"/>
         </w:numPr>
         <w:spacing w:before="0" w:line="400" w:lineRule="exact"/>
         <w:rPr>
           <w:sz w:val="22"/>
           <w:szCs w:val="22"/>
           <w:u w:val="single"/>
-          <w14:shadow w14:blurRad="50800" w14:dist="38100" w14:dir="2700000" w14:sx="100000" w14:sy="100000" w14:kx="0" w14:ky="0" w14:algn="tl">
-            <w14:srgbClr w14:val="000000">
-              <w14:alpha w14:val="60000"/>
-            </w14:srgbClr>
-          </w14:shadow>
-        </w:rPr>
-      </w:pPr>
-      <w:r>
-        <w:rPr>
-          <w:sz w:val="22"/>
-          <w:szCs w:val="22"/>
-        </w:rPr>
-        <w:t xml:space="preserve">Incorpora listas o listas anidadas (matrices): </w:t>
+        </w:rPr>
+      </w:pPr>
+      <w:r>
+        <w:rPr>
+          <w:b/>
+          <w:bCs/>
+          <w:sz w:val="22"/>
+          <w:szCs w:val="22"/>
+        </w:rPr>
+        <w:t>Tercera</w:t>
+      </w:r>
+      <w:r>
+        <w:rPr>
+          <w:b/>
+          <w:bCs/>
+          <w:sz w:val="22"/>
+          <w:szCs w:val="22"/>
+        </w:rPr>
+        <w:t xml:space="preserve"> entrega</w:t>
+      </w:r>
+      <w:r>
+        <w:rPr>
+          <w:b/>
+          <w:bCs/>
+          <w:sz w:val="22"/>
+          <w:szCs w:val="22"/>
+        </w:rPr>
+        <w:t xml:space="preserve"> </w:t>
+      </w:r>
+      <w:r>
+        <w:rPr>
+          <w:sz w:val="22"/>
+          <w:szCs w:val="22"/>
+        </w:rPr>
+        <w:t>(</w:t>
+      </w:r>
+      <w:proofErr w:type="spellStart"/>
+      <w:r>
+        <w:rPr>
+          <w:sz w:val="22"/>
+          <w:szCs w:val="22"/>
+        </w:rPr>
+        <w:t>D</w:t>
+      </w:r>
+      <w:r>
+        <w:rPr>
+          <w:sz w:val="22"/>
+          <w:szCs w:val="22"/>
+        </w:rPr>
+        <w:t>ataframe</w:t>
+      </w:r>
+      <w:proofErr w:type="spellEnd"/>
+      <w:r>
+        <w:rPr>
+          <w:sz w:val="22"/>
+          <w:szCs w:val="22"/>
+        </w:rPr>
+        <w:t>)</w:t>
+      </w:r>
+      <w:r>
+        <w:rPr>
+          <w:sz w:val="22"/>
+          <w:szCs w:val="22"/>
+        </w:rPr>
+        <w:t xml:space="preserve">: </w:t>
       </w:r>
       <w:r>
         <w:rPr>
@@ -4495,44 +3894,16 @@
           <w:szCs w:val="22"/>
           <w:u w:val="single"/>
         </w:rPr>
-        <w:t>viernes</w:t>
-      </w:r>
-      <w:r>
-        <w:rPr>
-          <w:sz w:val="22"/>
-          <w:szCs w:val="22"/>
-          <w:u w:val="single"/>
-        </w:rPr>
-        <w:t xml:space="preserve"> </w:t>
-      </w:r>
-      <w:r>
-        <w:rPr>
-          <w:sz w:val="22"/>
-          <w:szCs w:val="22"/>
-          <w:u w:val="single"/>
-        </w:rPr>
-        <w:t>10</w:t>
-      </w:r>
-      <w:r>
-        <w:rPr>
-          <w:sz w:val="22"/>
-          <w:szCs w:val="22"/>
-          <w:u w:val="single"/>
-        </w:rPr>
-        <w:t xml:space="preserve"> de </w:t>
-      </w:r>
-      <w:r>
-        <w:rPr>
-          <w:sz w:val="22"/>
-          <w:szCs w:val="22"/>
-          <w:u w:val="single"/>
-        </w:rPr>
-        <w:t>octubre</w:t>
+        <w:t>viernes 20 de noviembre</w:t>
       </w:r>
     </w:p>
     <w:p>
       <w:pPr>
         <w:pStyle w:val="Textoindependiente"/>
+        <w:numPr>
+          <w:ilvl w:val="0"/>
+          <w:numId w:val="41"/>
+        </w:numPr>
         <w:spacing w:before="0" w:line="400" w:lineRule="exact"/>
         <w:rPr>
           <w:sz w:val="22"/>
@@ -4542,10 +3913,21 @@
       </w:pPr>
       <w:r>
         <w:rPr>
-          <w:sz w:val="22"/>
-          <w:szCs w:val="22"/>
-        </w:rPr>
-        <w:t xml:space="preserve">Entrega final: </w:t>
+          <w:b/>
+          <w:bCs/>
+          <w:sz w:val="22"/>
+          <w:szCs w:val="22"/>
+        </w:rPr>
+        <w:t>Entrega final</w:t>
+      </w:r>
+      <w:r>
+        <w:rPr>
+          <w:b/>
+          <w:bCs/>
+          <w:sz w:val="22"/>
+          <w:szCs w:val="22"/>
+        </w:rPr>
+        <w:t xml:space="preserve">: </w:t>
       </w:r>
       <w:r>
         <w:rPr>
@@ -4553,7 +3935,7 @@
           <w:szCs w:val="22"/>
           <w:u w:val="single"/>
         </w:rPr>
-        <w:t>viernes</w:t>
+        <w:t>viernes 27</w:t>
       </w:r>
       <w:r>
         <w:rPr>
@@ -4561,7 +3943,7 @@
           <w:szCs w:val="22"/>
           <w:u w:val="single"/>
         </w:rPr>
-        <w:t xml:space="preserve"> </w:t>
+        <w:t xml:space="preserve"> de </w:t>
       </w:r>
       <w:r>
         <w:rPr>
@@ -4569,100 +3951,106 @@
           <w:szCs w:val="22"/>
           <w:u w:val="single"/>
         </w:rPr>
-        <w:t>1</w:t>
-      </w:r>
-      <w:r>
-        <w:rPr>
-          <w:sz w:val="22"/>
-          <w:szCs w:val="22"/>
-          <w:u w:val="single"/>
-        </w:rPr>
-        <w:t>7</w:t>
-      </w:r>
-      <w:r>
-        <w:rPr>
-          <w:sz w:val="22"/>
-          <w:szCs w:val="22"/>
-          <w:u w:val="single"/>
-        </w:rPr>
-        <w:t xml:space="preserve"> de </w:t>
-      </w:r>
-      <w:r>
-        <w:rPr>
-          <w:sz w:val="22"/>
-          <w:szCs w:val="22"/>
-          <w:u w:val="single"/>
-        </w:rPr>
-        <w:t>octubre</w:t>
+        <w:t>noviembre</w:t>
       </w:r>
     </w:p>
     <w:p>
       <w:pPr>
         <w:pStyle w:val="Textoindependiente"/>
+        <w:spacing w:line="400" w:lineRule="exact"/>
+        <w:rPr>
+          <w:sz w:val="22"/>
+          <w:szCs w:val="22"/>
+        </w:rPr>
+      </w:pPr>
+      <w:r>
+        <w:rPr>
+          <w:b/>
+          <w:bCs/>
+          <w:sz w:val="22"/>
+          <w:szCs w:val="22"/>
+        </w:rPr>
+        <w:t>NOTA:</w:t>
+      </w:r>
+      <w:r>
+        <w:rPr>
+          <w:sz w:val="22"/>
+          <w:szCs w:val="22"/>
+        </w:rPr>
+        <w:t xml:space="preserve"> Por cada avance no entregado</w:t>
+      </w:r>
+      <w:r>
+        <w:rPr>
+          <w:sz w:val="22"/>
+          <w:szCs w:val="22"/>
+        </w:rPr>
+        <w:t xml:space="preserve"> o entregado </w:t>
+      </w:r>
+      <w:r>
+        <w:rPr>
+          <w:sz w:val="22"/>
+          <w:szCs w:val="22"/>
+        </w:rPr>
+        <w:t xml:space="preserve">fuera de tiempo, se penalizará </w:t>
+      </w:r>
+      <w:r>
+        <w:rPr>
+          <w:sz w:val="22"/>
+          <w:szCs w:val="22"/>
+        </w:rPr>
+        <w:t>con 5 puntos menos</w:t>
+      </w:r>
+      <w:r>
+        <w:rPr>
+          <w:sz w:val="22"/>
+          <w:szCs w:val="22"/>
+        </w:rPr>
+        <w:t xml:space="preserve"> en la calificación final de</w:t>
+      </w:r>
+      <w:r>
+        <w:rPr>
+          <w:sz w:val="22"/>
+          <w:szCs w:val="22"/>
+        </w:rPr>
+        <w:t xml:space="preserve"> la situación problema</w:t>
+      </w:r>
+      <w:r>
+        <w:rPr>
+          <w:sz w:val="22"/>
+          <w:szCs w:val="22"/>
+        </w:rPr>
+        <w:t>.</w:t>
+      </w:r>
+    </w:p>
+    <w:p>
+      <w:pPr>
+        <w:pStyle w:val="Textoindependiente"/>
         <w:spacing w:before="0" w:line="400" w:lineRule="exact"/>
         <w:rPr>
           <w:sz w:val="22"/>
           <w:szCs w:val="22"/>
         </w:rPr>
       </w:pPr>
-      <w:r>
-        <w:rPr>
-          <w:b/>
-          <w:bCs/>
-          <w:sz w:val="22"/>
-          <w:szCs w:val="22"/>
-        </w:rPr>
-        <w:t>NOTA:</w:t>
-      </w:r>
-      <w:r>
-        <w:rPr>
-          <w:sz w:val="22"/>
-          <w:szCs w:val="22"/>
-        </w:rPr>
-        <w:t xml:space="preserve"> Por cada avance no entregado</w:t>
-      </w:r>
-      <w:r>
-        <w:rPr>
-          <w:sz w:val="22"/>
-          <w:szCs w:val="22"/>
-        </w:rPr>
-        <w:t xml:space="preserve"> o entregado </w:t>
-      </w:r>
-      <w:r>
-        <w:rPr>
-          <w:sz w:val="22"/>
-          <w:szCs w:val="22"/>
-        </w:rPr>
-        <w:t xml:space="preserve">unas horas </w:t>
-      </w:r>
-      <w:r>
-        <w:rPr>
-          <w:sz w:val="22"/>
-          <w:szCs w:val="22"/>
-        </w:rPr>
-        <w:t>tardío</w:t>
-      </w:r>
-      <w:r>
-        <w:rPr>
-          <w:sz w:val="22"/>
-          <w:szCs w:val="22"/>
-        </w:rPr>
-        <w:t xml:space="preserve"> se te penalizará con 5 puntos menos</w:t>
-      </w:r>
-      <w:r>
-        <w:rPr>
-          <w:sz w:val="22"/>
-          <w:szCs w:val="22"/>
-        </w:rPr>
-        <w:t xml:space="preserve"> en la calificación final del proyecto</w:t>
-      </w:r>
-      <w:r>
-        <w:rPr>
-          <w:sz w:val="22"/>
-          <w:szCs w:val="22"/>
-        </w:rPr>
-        <w:t>.</w:t>
-      </w:r>
+    </w:p>
+    <w:p>
+      <w:pPr>
+        <w:pStyle w:val="Textoindependiente"/>
+        <w:spacing w:before="0" w:line="400" w:lineRule="exact"/>
+        <w:rPr>
+          <w:sz w:val="22"/>
+          <w:szCs w:val="22"/>
+        </w:rPr>
+      </w:pPr>
+    </w:p>
+    <w:p>
+      <w:pPr>
+        <w:pStyle w:val="Textoindependiente"/>
+        <w:spacing w:before="0" w:line="400" w:lineRule="exact"/>
+        <w:rPr>
+          <w:sz w:val="22"/>
+          <w:szCs w:val="22"/>
+        </w:rPr>
+      </w:pPr>
     </w:p>
     <w:p>
       <w:pPr>
@@ -4691,6 +4079,7 @@
             </w14:srgbClr>
           </w14:shadow>
         </w:rPr>
+        <w:lastRenderedPageBreak/>
         <w:t>T</w:t>
       </w:r>
       <w:r>
@@ -5250,7 +4639,6 @@
           <w:sz w:val="22"/>
           <w:lang w:val="es-MX"/>
         </w:rPr>
-        <w:lastRenderedPageBreak/>
         <w:t>Las faltas a la integridad académica, como la copia y el plagio parcial o total, son considerad</w:t>
       </w:r>
       <w:r>
@@ -7468,6 +6856,119 @@
     </w:lvl>
   </w:abstractNum>
   <w:abstractNum w:abstractNumId="17" w15:restartNumberingAfterBreak="0">
+    <w:nsid w:val="36A34882"/>
+    <w:multiLevelType w:val="hybridMultilevel"/>
+    <w:tmpl w:val="7B280B54"/>
+    <w:lvl w:ilvl="0" w:tplc="080A0001">
+      <w:start w:val="1"/>
+      <w:numFmt w:val="bullet"/>
+      <w:lvlText w:val=""/>
+      <w:lvlJc w:val="left"/>
+      <w:pPr>
+        <w:ind w:left="360" w:hanging="360"/>
+      </w:pPr>
+      <w:rPr>
+        <w:rFonts w:ascii="Symbol" w:hAnsi="Symbol" w:hint="default"/>
+      </w:rPr>
+    </w:lvl>
+    <w:lvl w:ilvl="1" w:tplc="FFFFFFFF" w:tentative="1">
+      <w:start w:val="1"/>
+      <w:numFmt w:val="bullet"/>
+      <w:lvlText w:val="o"/>
+      <w:lvlJc w:val="left"/>
+      <w:pPr>
+        <w:ind w:left="1080" w:hanging="360"/>
+      </w:pPr>
+      <w:rPr>
+        <w:rFonts w:ascii="Courier New" w:hAnsi="Courier New" w:cs="Courier New" w:hint="default"/>
+      </w:rPr>
+    </w:lvl>
+    <w:lvl w:ilvl="2" w:tplc="FFFFFFFF" w:tentative="1">
+      <w:start w:val="1"/>
+      <w:numFmt w:val="bullet"/>
+      <w:lvlText w:val=""/>
+      <w:lvlJc w:val="left"/>
+      <w:pPr>
+        <w:ind w:left="1800" w:hanging="360"/>
+      </w:pPr>
+      <w:rPr>
+        <w:rFonts w:ascii="Wingdings" w:hAnsi="Wingdings" w:hint="default"/>
+      </w:rPr>
+    </w:lvl>
+    <w:lvl w:ilvl="3" w:tplc="FFFFFFFF" w:tentative="1">
+      <w:start w:val="1"/>
+      <w:numFmt w:val="bullet"/>
+      <w:lvlText w:val=""/>
+      <w:lvlJc w:val="left"/>
+      <w:pPr>
+        <w:ind w:left="2520" w:hanging="360"/>
+      </w:pPr>
+      <w:rPr>
+        <w:rFonts w:ascii="Symbol" w:hAnsi="Symbol" w:hint="default"/>
+      </w:rPr>
+    </w:lvl>
+    <w:lvl w:ilvl="4" w:tplc="FFFFFFFF" w:tentative="1">
+      <w:start w:val="1"/>
+      <w:numFmt w:val="bullet"/>
+      <w:lvlText w:val="o"/>
+      <w:lvlJc w:val="left"/>
+      <w:pPr>
+        <w:ind w:left="3240" w:hanging="360"/>
+      </w:pPr>
+      <w:rPr>
+        <w:rFonts w:ascii="Courier New" w:hAnsi="Courier New" w:cs="Courier New" w:hint="default"/>
+      </w:rPr>
+    </w:lvl>
+    <w:lvl w:ilvl="5" w:tplc="FFFFFFFF" w:tentative="1">
+      <w:start w:val="1"/>
+      <w:numFmt w:val="bullet"/>
+      <w:lvlText w:val=""/>
+      <w:lvlJc w:val="left"/>
+      <w:pPr>
+        <w:ind w:left="3960" w:hanging="360"/>
+      </w:pPr>
+      <w:rPr>
+        <w:rFonts w:ascii="Wingdings" w:hAnsi="Wingdings" w:hint="default"/>
+      </w:rPr>
+    </w:lvl>
+    <w:lvl w:ilvl="6" w:tplc="FFFFFFFF" w:tentative="1">
+      <w:start w:val="1"/>
+      <w:numFmt w:val="bullet"/>
+      <w:lvlText w:val=""/>
+      <w:lvlJc w:val="left"/>
+      <w:pPr>
+        <w:ind w:left="4680" w:hanging="360"/>
+      </w:pPr>
+      <w:rPr>
+        <w:rFonts w:ascii="Symbol" w:hAnsi="Symbol" w:hint="default"/>
+      </w:rPr>
+    </w:lvl>
+    <w:lvl w:ilvl="7" w:tplc="FFFFFFFF" w:tentative="1">
+      <w:start w:val="1"/>
+      <w:numFmt w:val="bullet"/>
+      <w:lvlText w:val="o"/>
+      <w:lvlJc w:val="left"/>
+      <w:pPr>
+        <w:ind w:left="5400" w:hanging="360"/>
+      </w:pPr>
+      <w:rPr>
+        <w:rFonts w:ascii="Courier New" w:hAnsi="Courier New" w:cs="Courier New" w:hint="default"/>
+      </w:rPr>
+    </w:lvl>
+    <w:lvl w:ilvl="8" w:tplc="FFFFFFFF" w:tentative="1">
+      <w:start w:val="1"/>
+      <w:numFmt w:val="bullet"/>
+      <w:lvlText w:val=""/>
+      <w:lvlJc w:val="left"/>
+      <w:pPr>
+        <w:ind w:left="6120" w:hanging="360"/>
+      </w:pPr>
+      <w:rPr>
+        <w:rFonts w:ascii="Wingdings" w:hAnsi="Wingdings" w:hint="default"/>
+      </w:rPr>
+    </w:lvl>
+  </w:abstractNum>
+  <w:abstractNum w:abstractNumId="18" w15:restartNumberingAfterBreak="0">
     <w:nsid w:val="39DD08F0"/>
     <w:multiLevelType w:val="hybridMultilevel"/>
     <w:tmpl w:val="32B4AACC"/>
@@ -7580,7 +7081,7 @@
       </w:rPr>
     </w:lvl>
   </w:abstractNum>
-  <w:abstractNum w:abstractNumId="18" w15:restartNumberingAfterBreak="0">
+  <w:abstractNum w:abstractNumId="19" w15:restartNumberingAfterBreak="0">
     <w:nsid w:val="45604632"/>
     <w:multiLevelType w:val="hybridMultilevel"/>
     <w:tmpl w:val="4D28519C"/>
@@ -7693,7 +7194,7 @@
       </w:rPr>
     </w:lvl>
   </w:abstractNum>
-  <w:abstractNum w:abstractNumId="19" w15:restartNumberingAfterBreak="0">
+  <w:abstractNum w:abstractNumId="20" w15:restartNumberingAfterBreak="0">
     <w:nsid w:val="49C25B2A"/>
     <w:multiLevelType w:val="hybridMultilevel"/>
     <w:tmpl w:val="301AA9E2"/>
@@ -7833,7 +7334,7 @@
       </w:rPr>
     </w:lvl>
   </w:abstractNum>
-  <w:abstractNum w:abstractNumId="20" w15:restartNumberingAfterBreak="0">
+  <w:abstractNum w:abstractNumId="21" w15:restartNumberingAfterBreak="0">
     <w:nsid w:val="4A251FDC"/>
     <w:multiLevelType w:val="hybridMultilevel"/>
     <w:tmpl w:val="D67AA610"/>
@@ -7973,7 +7474,7 @@
       </w:rPr>
     </w:lvl>
   </w:abstractNum>
-  <w:abstractNum w:abstractNumId="21" w15:restartNumberingAfterBreak="0">
+  <w:abstractNum w:abstractNumId="22" w15:restartNumberingAfterBreak="0">
     <w:nsid w:val="4B134E67"/>
     <w:multiLevelType w:val="hybridMultilevel"/>
     <w:tmpl w:val="01628372"/>
@@ -8113,7 +7614,7 @@
       </w:rPr>
     </w:lvl>
   </w:abstractNum>
-  <w:abstractNum w:abstractNumId="22" w15:restartNumberingAfterBreak="0">
+  <w:abstractNum w:abstractNumId="23" w15:restartNumberingAfterBreak="0">
     <w:nsid w:val="51532D0D"/>
     <w:multiLevelType w:val="hybridMultilevel"/>
     <w:tmpl w:val="1FBCE078"/>
@@ -8226,7 +7727,7 @@
       </w:rPr>
     </w:lvl>
   </w:abstractNum>
-  <w:abstractNum w:abstractNumId="23" w15:restartNumberingAfterBreak="0">
+  <w:abstractNum w:abstractNumId="24" w15:restartNumberingAfterBreak="0">
     <w:nsid w:val="53BC1E8C"/>
     <w:multiLevelType w:val="hybridMultilevel"/>
     <w:tmpl w:val="22E8A7CC"/>
@@ -8339,7 +7840,7 @@
       </w:rPr>
     </w:lvl>
   </w:abstractNum>
-  <w:abstractNum w:abstractNumId="24" w15:restartNumberingAfterBreak="0">
+  <w:abstractNum w:abstractNumId="25" w15:restartNumberingAfterBreak="0">
     <w:nsid w:val="5ABD513D"/>
     <w:multiLevelType w:val="hybridMultilevel"/>
     <w:tmpl w:val="013E1BCA"/>
@@ -8455,7 +7956,7 @@
       </w:pPr>
     </w:lvl>
   </w:abstractNum>
-  <w:abstractNum w:abstractNumId="25" w15:restartNumberingAfterBreak="0">
+  <w:abstractNum w:abstractNumId="26" w15:restartNumberingAfterBreak="0">
     <w:nsid w:val="63A02CA4"/>
     <w:multiLevelType w:val="hybridMultilevel"/>
     <w:tmpl w:val="7B0C128E"/>
@@ -8595,7 +8096,7 @@
       </w:rPr>
     </w:lvl>
   </w:abstractNum>
-  <w:abstractNum w:abstractNumId="26" w15:restartNumberingAfterBreak="0">
+  <w:abstractNum w:abstractNumId="27" w15:restartNumberingAfterBreak="0">
     <w:nsid w:val="648A5577"/>
     <w:multiLevelType w:val="hybridMultilevel"/>
     <w:tmpl w:val="132833C2"/>
@@ -8735,7 +8236,7 @@
       </w:rPr>
     </w:lvl>
   </w:abstractNum>
-  <w:abstractNum w:abstractNumId="27" w15:restartNumberingAfterBreak="0">
+  <w:abstractNum w:abstractNumId="28" w15:restartNumberingAfterBreak="0">
     <w:nsid w:val="683872D3"/>
     <w:multiLevelType w:val="hybridMultilevel"/>
     <w:tmpl w:val="C590A124"/>
@@ -8848,7 +8349,7 @@
       </w:rPr>
     </w:lvl>
   </w:abstractNum>
-  <w:abstractNum w:abstractNumId="28" w15:restartNumberingAfterBreak="0">
+  <w:abstractNum w:abstractNumId="29" w15:restartNumberingAfterBreak="0">
     <w:nsid w:val="6B415DB0"/>
     <w:multiLevelType w:val="hybridMultilevel"/>
     <w:tmpl w:val="C73A86B2"/>
@@ -8961,7 +8462,7 @@
       </w:rPr>
     </w:lvl>
   </w:abstractNum>
-  <w:abstractNum w:abstractNumId="29" w15:restartNumberingAfterBreak="0">
+  <w:abstractNum w:abstractNumId="30" w15:restartNumberingAfterBreak="0">
     <w:nsid w:val="6BC522C1"/>
     <w:multiLevelType w:val="hybridMultilevel"/>
     <w:tmpl w:val="062889B6"/>
@@ -9074,7 +8575,7 @@
       </w:rPr>
     </w:lvl>
   </w:abstractNum>
-  <w:abstractNum w:abstractNumId="30" w15:restartNumberingAfterBreak="0">
+  <w:abstractNum w:abstractNumId="31" w15:restartNumberingAfterBreak="0">
     <w:nsid w:val="6C403448"/>
     <w:multiLevelType w:val="hybridMultilevel"/>
     <w:tmpl w:val="CA664C60"/>
@@ -9160,7 +8661,7 @@
       </w:pPr>
     </w:lvl>
   </w:abstractNum>
-  <w:abstractNum w:abstractNumId="31" w15:restartNumberingAfterBreak="0">
+  <w:abstractNum w:abstractNumId="32" w15:restartNumberingAfterBreak="0">
     <w:nsid w:val="6CC03D76"/>
     <w:multiLevelType w:val="hybridMultilevel"/>
     <w:tmpl w:val="0E287128"/>
@@ -9249,7 +8750,7 @@
       </w:pPr>
     </w:lvl>
   </w:abstractNum>
-  <w:abstractNum w:abstractNumId="32" w15:restartNumberingAfterBreak="0">
+  <w:abstractNum w:abstractNumId="33" w15:restartNumberingAfterBreak="0">
     <w:nsid w:val="6D535E01"/>
     <w:multiLevelType w:val="hybridMultilevel"/>
     <w:tmpl w:val="1F24E808"/>
@@ -9362,7 +8863,7 @@
       </w:rPr>
     </w:lvl>
   </w:abstractNum>
-  <w:abstractNum w:abstractNumId="33" w15:restartNumberingAfterBreak="0">
+  <w:abstractNum w:abstractNumId="34" w15:restartNumberingAfterBreak="0">
     <w:nsid w:val="701D5044"/>
     <w:multiLevelType w:val="hybridMultilevel"/>
     <w:tmpl w:val="057849A6"/>
@@ -9448,7 +8949,7 @@
       </w:pPr>
     </w:lvl>
   </w:abstractNum>
-  <w:abstractNum w:abstractNumId="34" w15:restartNumberingAfterBreak="0">
+  <w:abstractNum w:abstractNumId="35" w15:restartNumberingAfterBreak="0">
     <w:nsid w:val="70327D6A"/>
     <w:multiLevelType w:val="hybridMultilevel"/>
     <w:tmpl w:val="635AF720"/>
@@ -9588,7 +9089,7 @@
       </w:rPr>
     </w:lvl>
   </w:abstractNum>
-  <w:abstractNum w:abstractNumId="35" w15:restartNumberingAfterBreak="0">
+  <w:abstractNum w:abstractNumId="36" w15:restartNumberingAfterBreak="0">
     <w:nsid w:val="720B5F88"/>
     <w:multiLevelType w:val="hybridMultilevel"/>
     <w:tmpl w:val="7EC48C4C"/>
@@ -9701,7 +9202,7 @@
       </w:rPr>
     </w:lvl>
   </w:abstractNum>
-  <w:abstractNum w:abstractNumId="36" w15:restartNumberingAfterBreak="0">
+  <w:abstractNum w:abstractNumId="37" w15:restartNumberingAfterBreak="0">
     <w:nsid w:val="74856BE5"/>
     <w:multiLevelType w:val="hybridMultilevel"/>
     <w:tmpl w:val="1A64CBD2"/>
@@ -9841,7 +9342,7 @@
       </w:rPr>
     </w:lvl>
   </w:abstractNum>
-  <w:abstractNum w:abstractNumId="37" w15:restartNumberingAfterBreak="0">
+  <w:abstractNum w:abstractNumId="38" w15:restartNumberingAfterBreak="0">
     <w:nsid w:val="7A816C5B"/>
     <w:multiLevelType w:val="hybridMultilevel"/>
     <w:tmpl w:val="416A10B4"/>
@@ -9954,7 +9455,7 @@
       </w:rPr>
     </w:lvl>
   </w:abstractNum>
-  <w:abstractNum w:abstractNumId="38" w15:restartNumberingAfterBreak="0">
+  <w:abstractNum w:abstractNumId="39" w15:restartNumberingAfterBreak="0">
     <w:nsid w:val="7A9E4D92"/>
     <w:multiLevelType w:val="hybridMultilevel"/>
     <w:tmpl w:val="054A299E"/>
@@ -10073,7 +9574,7 @@
       </w:pPr>
     </w:lvl>
   </w:abstractNum>
-  <w:abstractNum w:abstractNumId="39" w15:restartNumberingAfterBreak="0">
+  <w:abstractNum w:abstractNumId="40" w15:restartNumberingAfterBreak="0">
     <w:nsid w:val="7CD42A98"/>
     <w:multiLevelType w:val="hybridMultilevel"/>
     <w:tmpl w:val="9544CB50"/>
@@ -10223,10 +9724,10 @@
     <w:abstractNumId w:val="12"/>
   </w:num>
   <w:num w:numId="4" w16cid:durableId="115175340">
-    <w:abstractNumId w:val="38"/>
+    <w:abstractNumId w:val="39"/>
   </w:num>
   <w:num w:numId="5" w16cid:durableId="587889658">
-    <w:abstractNumId w:val="24"/>
+    <w:abstractNumId w:val="25"/>
   </w:num>
   <w:num w:numId="6" w16cid:durableId="1091312441">
     <w:abstractNumId w:val="6"/>
@@ -10238,43 +9739,43 @@
     <w:abstractNumId w:val="4"/>
   </w:num>
   <w:num w:numId="9" w16cid:durableId="1147890829">
-    <w:abstractNumId w:val="33"/>
+    <w:abstractNumId w:val="34"/>
   </w:num>
   <w:num w:numId="10" w16cid:durableId="1709645466">
-    <w:abstractNumId w:val="31"/>
+    <w:abstractNumId w:val="32"/>
   </w:num>
   <w:num w:numId="11" w16cid:durableId="1761679235">
     <w:abstractNumId w:val="5"/>
   </w:num>
   <w:num w:numId="12" w16cid:durableId="1400863409">
-    <w:abstractNumId w:val="30"/>
+    <w:abstractNumId w:val="31"/>
   </w:num>
   <w:num w:numId="13" w16cid:durableId="1145005200">
-    <w:abstractNumId w:val="35"/>
+    <w:abstractNumId w:val="36"/>
   </w:num>
   <w:num w:numId="14" w16cid:durableId="1909532969">
-    <w:abstractNumId w:val="39"/>
+    <w:abstractNumId w:val="40"/>
   </w:num>
   <w:num w:numId="15" w16cid:durableId="1841306914">
+    <w:abstractNumId w:val="22"/>
+  </w:num>
+  <w:num w:numId="16" w16cid:durableId="728726636">
     <w:abstractNumId w:val="21"/>
   </w:num>
-  <w:num w:numId="16" w16cid:durableId="728726636">
+  <w:num w:numId="17" w16cid:durableId="378670485">
     <w:abstractNumId w:val="20"/>
   </w:num>
-  <w:num w:numId="17" w16cid:durableId="378670485">
-    <w:abstractNumId w:val="19"/>
-  </w:num>
   <w:num w:numId="18" w16cid:durableId="1641304177">
-    <w:abstractNumId w:val="36"/>
+    <w:abstractNumId w:val="37"/>
   </w:num>
   <w:num w:numId="19" w16cid:durableId="1191408512">
     <w:abstractNumId w:val="16"/>
   </w:num>
   <w:num w:numId="20" w16cid:durableId="1763185202">
-    <w:abstractNumId w:val="25"/>
+    <w:abstractNumId w:val="26"/>
   </w:num>
   <w:num w:numId="21" w16cid:durableId="324624129">
-    <w:abstractNumId w:val="32"/>
+    <w:abstractNumId w:val="33"/>
   </w:num>
   <w:num w:numId="22" w16cid:durableId="1450587146">
     <w:abstractNumId w:val="3"/>
@@ -10283,19 +9784,19 @@
     <w:abstractNumId w:val="10"/>
   </w:num>
   <w:num w:numId="24" w16cid:durableId="1869104330">
-    <w:abstractNumId w:val="37"/>
+    <w:abstractNumId w:val="38"/>
   </w:num>
   <w:num w:numId="25" w16cid:durableId="1401320942">
     <w:abstractNumId w:val="0"/>
   </w:num>
   <w:num w:numId="26" w16cid:durableId="1777140663">
-    <w:abstractNumId w:val="26"/>
+    <w:abstractNumId w:val="27"/>
   </w:num>
   <w:num w:numId="27" w16cid:durableId="761216741">
     <w:abstractNumId w:val="8"/>
   </w:num>
   <w:num w:numId="28" w16cid:durableId="1544563916">
-    <w:abstractNumId w:val="34"/>
+    <w:abstractNumId w:val="35"/>
   </w:num>
   <w:num w:numId="29" w16cid:durableId="1638485429">
     <w:abstractNumId w:val="9"/>
@@ -10310,28 +9811,31 @@
     <w:abstractNumId w:val="2"/>
   </w:num>
   <w:num w:numId="33" w16cid:durableId="435714663">
-    <w:abstractNumId w:val="27"/>
+    <w:abstractNumId w:val="28"/>
   </w:num>
   <w:num w:numId="34" w16cid:durableId="1787385808">
     <w:abstractNumId w:val="15"/>
   </w:num>
   <w:num w:numId="35" w16cid:durableId="1361785041">
-    <w:abstractNumId w:val="22"/>
+    <w:abstractNumId w:val="23"/>
   </w:num>
   <w:num w:numId="36" w16cid:durableId="591472561">
+    <w:abstractNumId w:val="30"/>
+  </w:num>
+  <w:num w:numId="37" w16cid:durableId="1451389176">
+    <w:abstractNumId w:val="19"/>
+  </w:num>
+  <w:num w:numId="38" w16cid:durableId="1567835436">
+    <w:abstractNumId w:val="24"/>
+  </w:num>
+  <w:num w:numId="39" w16cid:durableId="243757406">
+    <w:abstractNumId w:val="18"/>
+  </w:num>
+  <w:num w:numId="40" w16cid:durableId="307904345">
     <w:abstractNumId w:val="29"/>
   </w:num>
-  <w:num w:numId="37" w16cid:durableId="1451389176">
-    <w:abstractNumId w:val="18"/>
-  </w:num>
-  <w:num w:numId="38" w16cid:durableId="1567835436">
-    <w:abstractNumId w:val="23"/>
-  </w:num>
-  <w:num w:numId="39" w16cid:durableId="243757406">
+  <w:num w:numId="41" w16cid:durableId="1537741852">
     <w:abstractNumId w:val="17"/>
-  </w:num>
-  <w:num w:numId="40" w16cid:durableId="307904345">
-    <w:abstractNumId w:val="28"/>
   </w:num>
 </w:numbering>
 </file>

--- a/CalendarioAgo2026/informacion/PoliticasAgo26_503.docx
+++ b/CalendarioAgo2026/informacion/PoliticasAgo26_503.docx
@@ -362,6 +362,7 @@
         </w:rPr>
         <w:t xml:space="preserve"> - </w:t>
       </w:r>
+      <w:proofErr w:type="gramStart"/>
       <w:r>
         <w:rPr>
           <w:rFonts w:ascii="Arial" w:hAnsi="Arial"/>
@@ -370,6 +371,7 @@
         </w:rPr>
         <w:t>Diciembre</w:t>
       </w:r>
+      <w:proofErr w:type="gramEnd"/>
       <w:r>
         <w:rPr>
           <w:rFonts w:ascii="Arial" w:hAnsi="Arial"/>
@@ -948,6 +950,7 @@
         </w:rPr>
         <w:t xml:space="preserve">  </w:t>
       </w:r>
+      <w:proofErr w:type="gramStart"/>
       <w:r>
         <w:rPr>
           <w:rFonts w:ascii="Arial" w:hAnsi="Arial"/>
@@ -957,7 +960,19 @@
           <w:u w:val="single"/>
           <w:lang w:eastAsia="es-ES"/>
         </w:rPr>
-        <w:t>Martes y viernes de</w:t>
+        <w:t>Martes</w:t>
+      </w:r>
+      <w:proofErr w:type="gramEnd"/>
+      <w:r>
+        <w:rPr>
+          <w:rFonts w:ascii="Arial" w:hAnsi="Arial"/>
+          <w:snapToGrid w:val="0"/>
+          <w:sz w:val="22"/>
+          <w:szCs w:val="22"/>
+          <w:u w:val="single"/>
+          <w:lang w:eastAsia="es-ES"/>
+        </w:rPr>
+        <w:t xml:space="preserve"> y viernes de</w:t>
       </w:r>
       <w:r>
         <w:rPr>
@@ -1286,6 +1301,7 @@
         </w:rPr>
         <w:t xml:space="preserve"> </w:t>
       </w:r>
+      <w:proofErr w:type="gramStart"/>
       <w:r>
         <w:rPr>
           <w:rFonts w:ascii="Arial" w:hAnsi="Arial"/>
@@ -1295,7 +1311,19 @@
           <w:u w:val="single"/>
           <w:lang w:eastAsia="es-ES"/>
         </w:rPr>
-        <w:t xml:space="preserve">Lunes y viernes (12:00 a 1:00 p.m.) </w:t>
+        <w:t>Lunes</w:t>
+      </w:r>
+      <w:proofErr w:type="gramEnd"/>
+      <w:r>
+        <w:rPr>
+          <w:rFonts w:ascii="Arial" w:hAnsi="Arial"/>
+          <w:snapToGrid w:val="0"/>
+          <w:sz w:val="22"/>
+          <w:szCs w:val="22"/>
+          <w:u w:val="single"/>
+          <w:lang w:eastAsia="es-ES"/>
+        </w:rPr>
+        <w:t xml:space="preserve"> y viernes (12:00 a 1:00 p.m.) </w:t>
       </w:r>
       <w:r>
         <w:rPr>
@@ -1315,8 +1343,21 @@
           <w:u w:val="single"/>
           <w:lang w:eastAsia="es-ES"/>
         </w:rPr>
-        <w:t xml:space="preserve"> Martes</w:t>
-      </w:r>
+        <w:t xml:space="preserve"> </w:t>
+      </w:r>
+      <w:proofErr w:type="gramStart"/>
+      <w:r>
+        <w:rPr>
+          <w:rFonts w:ascii="Arial" w:hAnsi="Arial"/>
+          <w:snapToGrid w:val="0"/>
+          <w:sz w:val="22"/>
+          <w:szCs w:val="22"/>
+          <w:u w:val="single"/>
+          <w:lang w:eastAsia="es-ES"/>
+        </w:rPr>
+        <w:t>Martes</w:t>
+      </w:r>
+      <w:proofErr w:type="gramEnd"/>
       <w:r>
         <w:rPr>
           <w:rFonts w:ascii="Arial" w:hAnsi="Arial"/>
@@ -1534,11 +1575,36 @@
           <w:u w:val="single"/>
           <w:lang w:eastAsia="es-ES"/>
         </w:rPr>
-        <w:t>Disponibilidad en otros horarios por acuerdo previo, según la conveniencia del estudiante.</w:t>
+        <w:t>Disponibilidad en otros horarios por acuerdo previo, según la conveniencia del estudiante</w:t>
+      </w:r>
+      <w:r>
+        <w:rPr>
+          <w:rFonts w:ascii="Arial" w:hAnsi="Arial"/>
+          <w:snapToGrid w:val="0"/>
+          <w:u w:val="single"/>
+          <w:lang w:eastAsia="es-ES"/>
+        </w:rPr>
+        <w:t xml:space="preserve">       </w:t>
+      </w:r>
+      <w:r>
+        <w:rPr>
+          <w:rFonts w:ascii="Arial" w:hAnsi="Arial"/>
+          <w:snapToGrid w:val="0"/>
+          <w:u w:val="single"/>
+          <w:lang w:eastAsia="es-ES"/>
+        </w:rPr>
+        <w:t>.</w:t>
       </w:r>
     </w:p>
+    <w:bookmarkEnd w:id="0"/>
+    <w:bookmarkEnd w:id="1"/>
     <w:p>
       <w:pPr>
+        <w:pStyle w:val="Prrafodelista"/>
+        <w:numPr>
+          <w:ilvl w:val="0"/>
+          <w:numId w:val="40"/>
+        </w:numPr>
         <w:tabs>
           <w:tab w:val="left" w:pos="2552"/>
           <w:tab w:val="left" w:pos="5245"/>
@@ -1546,152 +1612,125 @@
           <w:tab w:val="left" w:pos="6379"/>
           <w:tab w:val="right" w:pos="9639"/>
         </w:tabs>
-        <w:spacing w:before="60" w:line="360" w:lineRule="auto"/>
-        <w:rPr>
-          <w:rFonts w:ascii="Arial" w:hAnsi="Arial"/>
-          <w:b/>
-          <w:u w:val="single"/>
-          <w14:shadow w14:blurRad="50800" w14:dist="38100" w14:dir="2700000" w14:sx="100000" w14:sy="100000" w14:kx="0" w14:ky="0" w14:algn="tl">
-            <w14:srgbClr w14:val="000000">
-              <w14:alpha w14:val="60000"/>
-            </w14:srgbClr>
-          </w14:shadow>
-        </w:rPr>
-      </w:pPr>
-      <w:r>
-        <w:rPr>
-          <w:rFonts w:ascii="Arial" w:hAnsi="Arial"/>
-          <w:b/>
-          <w:sz w:val="22"/>
+        <w:spacing w:after="0" w:line="360" w:lineRule="auto"/>
+        <w:ind w:left="284" w:hanging="284"/>
+        <w:contextualSpacing w:val="0"/>
+        <w:jc w:val="both"/>
+        <w:rPr>
+          <w:rFonts w:ascii="Arial" w:hAnsi="Arial"/>
+          <w:snapToGrid w:val="0"/>
+          <w:lang w:eastAsia="es-ES"/>
+        </w:rPr>
+      </w:pPr>
+      <w:r>
+        <w:rPr>
+          <w:rFonts w:ascii="Arial" w:hAnsi="Arial"/>
+          <w:b/>
+          <w:bCs/>
+          <w:snapToGrid w:val="0"/>
+          <w:lang w:eastAsia="es-ES"/>
         </w:rPr>
         <w:t>Laboratorio</w:t>
       </w:r>
       <w:r>
         <w:rPr>
           <w:rFonts w:ascii="Arial" w:hAnsi="Arial"/>
-          <w:bCs/>
-          <w:sz w:val="22"/>
-        </w:rPr>
-        <w:t>:</w:t>
-      </w:r>
-      <w:r>
-        <w:rPr>
-          <w:rFonts w:ascii="Arial" w:hAnsi="Arial"/>
-          <w:bCs/>
-          <w:sz w:val="22"/>
-        </w:rPr>
-        <w:t xml:space="preserve"> </w:t>
-      </w:r>
-      <w:r>
-        <w:rPr>
-          <w:rFonts w:ascii="Arial" w:hAnsi="Arial"/>
-          <w:bCs/>
-          <w:sz w:val="22"/>
-          <w:u w:val="single"/>
-        </w:rPr>
-        <w:t>M</w:t>
-      </w:r>
-      <w:r>
-        <w:rPr>
-          <w:rFonts w:ascii="Arial" w:hAnsi="Arial"/>
-          <w:bCs/>
-          <w:sz w:val="22"/>
-          <w:u w:val="single"/>
-        </w:rPr>
-        <w:t>iércoles de 10:00 a 11:00 a.m.</w:t>
-      </w:r>
-      <w:r>
-        <w:rPr>
-          <w:rFonts w:ascii="Arial" w:hAnsi="Arial"/>
-          <w:b/>
           <w:snapToGrid w:val="0"/>
-          <w:sz w:val="22"/>
-          <w:szCs w:val="22"/>
+          <w:lang w:eastAsia="es-ES"/>
+        </w:rPr>
+        <w:t xml:space="preserve">: </w:t>
+      </w:r>
+      <w:proofErr w:type="gramStart"/>
+      <w:r>
+        <w:rPr>
+          <w:rFonts w:ascii="Arial" w:hAnsi="Arial"/>
+          <w:snapToGrid w:val="0"/>
           <w:u w:val="single"/>
           <w:lang w:eastAsia="es-ES"/>
         </w:rPr>
-        <w:t xml:space="preserve">   </w:t>
-      </w:r>
-      <w:r>
-        <w:rPr>
-          <w:rFonts w:ascii="Arial" w:hAnsi="Arial"/>
-          <w:b/>
+        <w:t>Miércoles</w:t>
+      </w:r>
+      <w:proofErr w:type="gramEnd"/>
+      <w:r>
+        <w:rPr>
+          <w:rFonts w:ascii="Arial" w:hAnsi="Arial"/>
           <w:snapToGrid w:val="0"/>
-          <w:sz w:val="22"/>
-          <w:szCs w:val="22"/>
-          <w:lang w:eastAsia="es-ES"/>
-        </w:rPr>
-        <w:t xml:space="preserve">                   </w:t>
-      </w:r>
-      <w:r>
-        <w:rPr>
-          <w:rFonts w:ascii="Arial" w:hAnsi="Arial"/>
-          <w:b/>
-          <w:snapToGrid w:val="0"/>
-          <w:sz w:val="22"/>
-          <w:szCs w:val="22"/>
-          <w:lang w:eastAsia="es-ES"/>
-        </w:rPr>
-        <w:t xml:space="preserve">       </w:t>
-      </w:r>
-      <w:r>
-        <w:rPr>
-          <w:rFonts w:ascii="Arial" w:hAnsi="Arial"/>
-          <w:b/>
-          <w:snapToGrid w:val="0"/>
-          <w:sz w:val="22"/>
-          <w:szCs w:val="22"/>
-          <w:lang w:eastAsia="es-ES"/>
-        </w:rPr>
-        <w:t xml:space="preserve">             </w:t>
-      </w:r>
-      <w:r>
-        <w:rPr>
-          <w:rFonts w:ascii="Arial" w:hAnsi="Arial"/>
-          <w:b/>
-          <w:snapToGrid w:val="0"/>
-          <w:sz w:val="22"/>
-          <w:szCs w:val="22"/>
-          <w:lang w:eastAsia="es-ES"/>
-        </w:rPr>
-        <w:t>Salón</w:t>
-      </w:r>
-      <w:r>
-        <w:rPr>
-          <w:rFonts w:ascii="Arial" w:hAnsi="Arial"/>
-          <w:b/>
-          <w:snapToGrid w:val="0"/>
-          <w:sz w:val="22"/>
-          <w:szCs w:val="22"/>
-          <w:lang w:eastAsia="es-ES"/>
-        </w:rPr>
-        <w:t>:</w:t>
-      </w:r>
-      <w:r>
-        <w:rPr>
-          <w:rFonts w:ascii="Arial" w:hAnsi="Arial"/>
-          <w:b/>
-          <w:snapToGrid w:val="0"/>
-          <w:sz w:val="22"/>
-          <w:szCs w:val="22"/>
-          <w:lang w:eastAsia="es-ES"/>
-        </w:rPr>
-        <w:t xml:space="preserve"> </w:t>
-      </w:r>
-      <w:r>
-        <w:rPr>
-          <w:rFonts w:ascii="Arial" w:hAnsi="Arial"/>
-          <w:snapToGrid w:val="0"/>
-          <w:sz w:val="22"/>
-          <w:szCs w:val="22"/>
           <w:u w:val="single"/>
           <w:lang w:eastAsia="es-ES"/>
         </w:rPr>
-        <w:t xml:space="preserve">   4206                         .</w:t>
+        <w:t xml:space="preserve"> de 10:00 a 11:00 a.m.</w:t>
+      </w:r>
+      <w:r>
+        <w:rPr>
+          <w:rFonts w:ascii="Arial" w:hAnsi="Arial"/>
+          <w:snapToGrid w:val="0"/>
+          <w:lang w:eastAsia="es-ES"/>
+        </w:rPr>
+        <w:t xml:space="preserve"> </w:t>
+      </w:r>
+      <w:r>
+        <w:rPr>
+          <w:rFonts w:ascii="Arial" w:hAnsi="Arial"/>
+          <w:b/>
+          <w:bCs/>
+          <w:snapToGrid w:val="0"/>
+          <w:lang w:eastAsia="es-ES"/>
+        </w:rPr>
+        <w:t>Profesor:</w:t>
+      </w:r>
+      <w:r>
+        <w:rPr>
+          <w:rFonts w:ascii="Arial" w:hAnsi="Arial"/>
+          <w:snapToGrid w:val="0"/>
+          <w:lang w:eastAsia="es-ES"/>
+        </w:rPr>
+        <w:t xml:space="preserve">  </w:t>
+      </w:r>
+      <w:r>
+        <w:rPr>
+          <w:rFonts w:ascii="Arial" w:hAnsi="Arial"/>
+          <w:snapToGrid w:val="0"/>
+          <w:u w:val="single"/>
+          <w:lang w:eastAsia="es-ES"/>
+        </w:rPr>
+        <w:t>Luis Germán Castañón</w:t>
+      </w:r>
+      <w:r>
+        <w:rPr>
+          <w:rFonts w:ascii="Arial" w:hAnsi="Arial"/>
+          <w:snapToGrid w:val="0"/>
+          <w:lang w:eastAsia="es-ES"/>
+        </w:rPr>
+        <w:t xml:space="preserve"> </w:t>
+      </w:r>
+      <w:r>
+        <w:rPr>
+          <w:rFonts w:ascii="Arial" w:hAnsi="Arial"/>
+          <w:b/>
+          <w:bCs/>
+          <w:snapToGrid w:val="0"/>
+          <w:lang w:eastAsia="es-ES"/>
+        </w:rPr>
+        <w:t>Salón:</w:t>
+      </w:r>
+      <w:r>
+        <w:rPr>
+          <w:rFonts w:ascii="Arial" w:hAnsi="Arial"/>
+          <w:snapToGrid w:val="0"/>
+          <w:lang w:eastAsia="es-ES"/>
+        </w:rPr>
+        <w:t xml:space="preserve"> </w:t>
+      </w:r>
+      <w:r>
+        <w:rPr>
+          <w:rFonts w:ascii="Arial" w:hAnsi="Arial"/>
+          <w:snapToGrid w:val="0"/>
+          <w:u w:val="single"/>
+          <w:lang w:eastAsia="es-ES"/>
+        </w:rPr>
+        <w:t xml:space="preserve">   4206        .</w:t>
       </w:r>
     </w:p>
-    <w:bookmarkEnd w:id="0"/>
-    <w:bookmarkEnd w:id="1"/>
     <w:p>
       <w:pPr>
         <w:pStyle w:val="Textoindependiente"/>
@@ -3831,16 +3870,7 @@
           <w:sz w:val="22"/>
           <w:szCs w:val="22"/>
         </w:rPr>
-        <w:t>Tercera</w:t>
-      </w:r>
-      <w:r>
-        <w:rPr>
-          <w:b/>
-          <w:bCs/>
-          <w:sz w:val="22"/>
-          <w:szCs w:val="22"/>
-        </w:rPr>
-        <w:t xml:space="preserve"> entrega</w:t>
+        <w:t>Tercera entrega</w:t>
       </w:r>
       <w:r>
         <w:rPr>
@@ -3918,16 +3948,7 @@
           <w:sz w:val="22"/>
           <w:szCs w:val="22"/>
         </w:rPr>
-        <w:t>Entrega final</w:t>
-      </w:r>
-      <w:r>
-        <w:rPr>
-          <w:b/>
-          <w:bCs/>
-          <w:sz w:val="22"/>
-          <w:szCs w:val="22"/>
-        </w:rPr>
-        <w:t xml:space="preserve">: </w:t>
+        <w:t xml:space="preserve">Entrega final: </w:t>
       </w:r>
       <w:r>
         <w:rPr>
@@ -4364,37 +4385,22 @@
       <w:r>
         <w:rPr>
           <w:sz w:val="22"/>
-          <w:lang w:val="es-MX"/>
-        </w:rPr>
-        <w:t>En esta clase la asistencia no forma parte de la ponderación</w:t>
-      </w:r>
-      <w:r>
-        <w:rPr>
-          <w:sz w:val="22"/>
-          <w:lang w:val="es-MX"/>
-        </w:rPr>
-        <w:t xml:space="preserve">, sin embargo, </w:t>
-      </w:r>
-      <w:r>
-        <w:rPr>
-          <w:sz w:val="22"/>
-          <w:lang w:val="es-MX"/>
-        </w:rPr>
-        <w:t>no es posible entregar actividades o hacer exámenes fuera del</w:t>
-      </w:r>
-      <w:r>
-        <w:rPr>
-          <w:sz w:val="22"/>
-          <w:lang w:val="es-MX"/>
-        </w:rPr>
-        <w:t xml:space="preserve"> horario de </w:t>
-      </w:r>
-      <w:r>
-        <w:rPr>
-          <w:sz w:val="22"/>
-          <w:lang w:val="es-MX"/>
-        </w:rPr>
-        <w:t>clase, ni con ponderación más baja.</w:t>
+        </w:rPr>
+        <w:t xml:space="preserve">En esta clase la asistencia no forma parte de la ponderación; sin embargo, las actividades y exámenes solo se pueden entregar y presentar durante el horario de clase o laboratorio. </w:t>
+      </w:r>
+      <w:r>
+        <w:rPr>
+          <w:b/>
+          <w:bCs/>
+          <w:sz w:val="22"/>
+        </w:rPr>
+        <w:t>No es posible entregar trabajos si no se asiste a la sesión</w:t>
+      </w:r>
+      <w:r>
+        <w:rPr>
+          <w:sz w:val="22"/>
+        </w:rPr>
+        <w:t>, ni siquiera con una ponderación más baja.</w:t>
       </w:r>
     </w:p>
     <w:p>
@@ -4527,6 +4533,20 @@
         </w:rPr>
         <w:t xml:space="preserve">ACTIVIDADES DE CLASE </w:t>
       </w:r>
+      <w:r>
+        <w:rPr>
+          <w:b/>
+          <w:bCs/>
+          <w:sz w:val="22"/>
+          <w:lang w:val="es-MX"/>
+          <w14:shadow w14:blurRad="50800" w14:dist="38100" w14:dir="2700000" w14:sx="100000" w14:sy="100000" w14:kx="0" w14:ky="0" w14:algn="tl">
+            <w14:srgbClr w14:val="000000">
+              <w14:alpha w14:val="60000"/>
+            </w14:srgbClr>
+          </w14:shadow>
+        </w:rPr>
+        <w:t>/ LABORATORIO</w:t>
+      </w:r>
     </w:p>
     <w:p>
       <w:pPr>
@@ -4544,7 +4564,323 @@
         <w:rPr>
           <w:sz w:val="22"/>
         </w:rPr>
-        <w:t>Si el alumno no asiste a clase, las actividades de esa sesión no le serán tomadas en cuenta y se evaluarán con una calificación de cero “0”.</w:t>
+        <w:t>Si el alumno no asiste a clase</w:t>
+      </w:r>
+      <w:r>
+        <w:rPr>
+          <w:sz w:val="22"/>
+        </w:rPr>
+        <w:t xml:space="preserve"> </w:t>
+      </w:r>
+      <w:r>
+        <w:rPr>
+          <w:sz w:val="22"/>
+        </w:rPr>
+        <w:t>/</w:t>
+      </w:r>
+      <w:r>
+        <w:rPr>
+          <w:sz w:val="22"/>
+        </w:rPr>
+        <w:t xml:space="preserve"> </w:t>
+      </w:r>
+      <w:r>
+        <w:rPr>
+          <w:sz w:val="22"/>
+        </w:rPr>
+        <w:t>laboratorio</w:t>
+      </w:r>
+      <w:r>
+        <w:rPr>
+          <w:sz w:val="22"/>
+        </w:rPr>
+        <w:t>, las actividades de esa sesión no le serán tomadas en cuenta y se evaluarán con una calificación de cero “0”.</w:t>
+      </w:r>
+    </w:p>
+    <w:p>
+      <w:pPr>
+        <w:pStyle w:val="Textoindependiente"/>
+        <w:spacing w:before="360"/>
+        <w:rPr>
+          <w:b/>
+          <w:bCs/>
+          <w:sz w:val="22"/>
+          <w:lang w:val="es-MX"/>
+          <w14:shadow w14:blurRad="50800" w14:dist="38100" w14:dir="2700000" w14:sx="100000" w14:sy="100000" w14:kx="0" w14:ky="0" w14:algn="tl">
+            <w14:srgbClr w14:val="000000">
+              <w14:alpha w14:val="60000"/>
+            </w14:srgbClr>
+          </w14:shadow>
+        </w:rPr>
+      </w:pPr>
+      <w:r>
+        <w:rPr>
+          <w:b/>
+          <w:bCs/>
+          <w:sz w:val="22"/>
+          <w:lang w:val="es-MX"/>
+          <w14:shadow w14:blurRad="50800" w14:dist="38100" w14:dir="2700000" w14:sx="100000" w14:sy="100000" w14:kx="0" w14:ky="0" w14:algn="tl">
+            <w14:srgbClr w14:val="000000">
+              <w14:alpha w14:val="60000"/>
+            </w14:srgbClr>
+          </w14:shadow>
+        </w:rPr>
+        <w:t>NORMAS DE</w:t>
+      </w:r>
+      <w:r>
+        <w:rPr>
+          <w:b/>
+          <w:bCs/>
+          <w:sz w:val="22"/>
+          <w:lang w:val="es-MX"/>
+          <w14:shadow w14:blurRad="50800" w14:dist="38100" w14:dir="2700000" w14:sx="100000" w14:sy="100000" w14:kx="0" w14:ky="0" w14:algn="tl">
+            <w14:srgbClr w14:val="000000">
+              <w14:alpha w14:val="60000"/>
+            </w14:srgbClr>
+          </w14:shadow>
+        </w:rPr>
+        <w:t xml:space="preserve"> </w:t>
+      </w:r>
+      <w:r>
+        <w:rPr>
+          <w:b/>
+          <w:bCs/>
+          <w:sz w:val="22"/>
+          <w:lang w:val="es-MX"/>
+          <w14:shadow w14:blurRad="50800" w14:dist="38100" w14:dir="2700000" w14:sx="100000" w14:sy="100000" w14:kx="0" w14:ky="0" w14:algn="tl">
+            <w14:srgbClr w14:val="000000">
+              <w14:alpha w14:val="60000"/>
+            </w14:srgbClr>
+          </w14:shadow>
+        </w:rPr>
+        <w:t xml:space="preserve">CUIDADO DE LA </w:t>
+      </w:r>
+      <w:r>
+        <w:rPr>
+          <w:b/>
+          <w:bCs/>
+          <w:sz w:val="22"/>
+          <w:lang w:val="es-MX"/>
+          <w14:shadow w14:blurRad="50800" w14:dist="38100" w14:dir="2700000" w14:sx="100000" w14:sy="100000" w14:kx="0" w14:ky="0" w14:algn="tl">
+            <w14:srgbClr w14:val="000000">
+              <w14:alpha w14:val="60000"/>
+            </w14:srgbClr>
+          </w14:shadow>
+        </w:rPr>
+        <w:t>INFRAESTRUCTURA</w:t>
+      </w:r>
+      <w:r>
+        <w:rPr>
+          <w:b/>
+          <w:bCs/>
+          <w:sz w:val="22"/>
+          <w:lang w:val="es-MX"/>
+          <w14:shadow w14:blurRad="50800" w14:dist="38100" w14:dir="2700000" w14:sx="100000" w14:sy="100000" w14:kx="0" w14:ky="0" w14:algn="tl">
+            <w14:srgbClr w14:val="000000">
+              <w14:alpha w14:val="60000"/>
+            </w14:srgbClr>
+          </w14:shadow>
+        </w:rPr>
+        <w:t xml:space="preserve"> </w:t>
+      </w:r>
+      <w:r>
+        <w:rPr>
+          <w:b/>
+          <w:bCs/>
+          <w:sz w:val="22"/>
+          <w:lang w:val="es-MX"/>
+          <w14:shadow w14:blurRad="50800" w14:dist="38100" w14:dir="2700000" w14:sx="100000" w14:sy="100000" w14:kx="0" w14:ky="0" w14:algn="tl">
+            <w14:srgbClr w14:val="000000">
+              <w14:alpha w14:val="60000"/>
+            </w14:srgbClr>
+          </w14:shadow>
+        </w:rPr>
+        <w:t>DEL SALÓN DE CLASES</w:t>
+      </w:r>
+    </w:p>
+    <w:p>
+      <w:pPr>
+        <w:pStyle w:val="Textoindependiente"/>
+        <w:numPr>
+          <w:ilvl w:val="0"/>
+          <w:numId w:val="23"/>
+        </w:numPr>
+        <w:spacing w:line="300" w:lineRule="exact"/>
+        <w:ind w:left="357" w:hanging="357"/>
+        <w:rPr>
+          <w:sz w:val="22"/>
+          <w:lang w:val="es-MX"/>
+        </w:rPr>
+      </w:pPr>
+      <w:r>
+        <w:rPr>
+          <w:sz w:val="22"/>
+          <w:lang w:val="es-MX"/>
+        </w:rPr>
+        <w:t xml:space="preserve">Prohibido ingresar, consumir o derramar líquidos o alimentos. </w:t>
+      </w:r>
+      <w:r>
+        <w:rPr>
+          <w:sz w:val="22"/>
+          <w:lang w:val="es-MX"/>
+        </w:rPr>
+        <w:t>Las partículas de comida y los derrames accidentales dañan los componentes electrónicos.</w:t>
+      </w:r>
+      <w:r>
+        <w:rPr>
+          <w:sz w:val="22"/>
+          <w:lang w:val="es-MX"/>
+        </w:rPr>
+        <w:t xml:space="preserve"> </w:t>
+      </w:r>
+    </w:p>
+    <w:p>
+      <w:pPr>
+        <w:pStyle w:val="Textoindependiente"/>
+        <w:numPr>
+          <w:ilvl w:val="0"/>
+          <w:numId w:val="23"/>
+        </w:numPr>
+        <w:spacing w:line="300" w:lineRule="exact"/>
+        <w:ind w:left="357" w:hanging="357"/>
+        <w:rPr>
+          <w:sz w:val="22"/>
+          <w:lang w:val="es-MX"/>
+        </w:rPr>
+      </w:pPr>
+      <w:r>
+        <w:rPr>
+          <w:sz w:val="22"/>
+          <w:lang w:val="es-MX"/>
+        </w:rPr>
+        <w:t>S</w:t>
+      </w:r>
+      <w:r>
+        <w:rPr>
+          <w:sz w:val="22"/>
+          <w:lang w:val="es-MX"/>
+        </w:rPr>
+        <w:t xml:space="preserve">olo se </w:t>
+      </w:r>
+      <w:r>
+        <w:rPr>
+          <w:sz w:val="22"/>
+          <w:lang w:val="es-MX"/>
+        </w:rPr>
+        <w:t>permite</w:t>
+      </w:r>
+      <w:r>
+        <w:rPr>
+          <w:sz w:val="22"/>
+          <w:lang w:val="es-MX"/>
+        </w:rPr>
+        <w:t xml:space="preserve"> agua </w:t>
+      </w:r>
+      <w:r>
+        <w:rPr>
+          <w:sz w:val="22"/>
+          <w:lang w:val="es-MX"/>
+        </w:rPr>
+        <w:t>en botella</w:t>
+      </w:r>
+      <w:r>
+        <w:rPr>
+          <w:sz w:val="22"/>
+          <w:lang w:val="es-MX"/>
+        </w:rPr>
+        <w:t xml:space="preserve"> con tapa hermética, </w:t>
+      </w:r>
+      <w:r>
+        <w:rPr>
+          <w:sz w:val="22"/>
+          <w:lang w:val="es-MX"/>
+        </w:rPr>
+        <w:t xml:space="preserve">la cual debe permanecer </w:t>
+      </w:r>
+      <w:r>
+        <w:rPr>
+          <w:sz w:val="22"/>
+          <w:lang w:val="es-MX"/>
+        </w:rPr>
+        <w:t xml:space="preserve">dentro de la mochila en el suelo y </w:t>
+      </w:r>
+      <w:r>
+        <w:rPr>
+          <w:sz w:val="22"/>
+          <w:lang w:val="es-MX"/>
+        </w:rPr>
+        <w:t>nunca</w:t>
+      </w:r>
+      <w:r>
+        <w:rPr>
+          <w:sz w:val="22"/>
+          <w:lang w:val="es-MX"/>
+        </w:rPr>
+        <w:t xml:space="preserve"> sobre los escritorios.</w:t>
+      </w:r>
+    </w:p>
+    <w:p>
+      <w:pPr>
+        <w:pStyle w:val="Textoindependiente"/>
+        <w:numPr>
+          <w:ilvl w:val="0"/>
+          <w:numId w:val="23"/>
+        </w:numPr>
+        <w:spacing w:line="300" w:lineRule="exact"/>
+        <w:ind w:left="357" w:hanging="357"/>
+        <w:rPr>
+          <w:sz w:val="22"/>
+          <w:lang w:val="es-MX"/>
+        </w:rPr>
+      </w:pPr>
+      <w:r>
+        <w:rPr>
+          <w:sz w:val="22"/>
+          <w:lang w:val="es-MX"/>
+        </w:rPr>
+        <w:t xml:space="preserve">Los periféricos (teclados, mouses, monitores) y </w:t>
+      </w:r>
+      <w:r>
+        <w:rPr>
+          <w:sz w:val="22"/>
+          <w:lang w:val="es-MX"/>
+        </w:rPr>
+        <w:t xml:space="preserve">sus </w:t>
+      </w:r>
+      <w:r>
+        <w:rPr>
+          <w:sz w:val="22"/>
+          <w:lang w:val="es-MX"/>
+        </w:rPr>
+        <w:t xml:space="preserve">cables no deben desconectarse ni </w:t>
+      </w:r>
+      <w:r>
+        <w:rPr>
+          <w:sz w:val="22"/>
+          <w:lang w:val="es-MX"/>
+        </w:rPr>
+        <w:t xml:space="preserve">cambiarse </w:t>
+      </w:r>
+      <w:r>
+        <w:rPr>
+          <w:sz w:val="22"/>
+          <w:lang w:val="es-MX"/>
+        </w:rPr>
+        <w:t xml:space="preserve">de </w:t>
+      </w:r>
+      <w:r>
+        <w:rPr>
+          <w:sz w:val="22"/>
+          <w:lang w:val="es-MX"/>
+        </w:rPr>
+        <w:t>lugar</w:t>
+      </w:r>
+      <w:r>
+        <w:rPr>
+          <w:sz w:val="22"/>
+          <w:lang w:val="es-MX"/>
+        </w:rPr>
+        <w:t>.</w:t>
       </w:r>
     </w:p>
     <w:p>
@@ -4914,6 +5250,155 @@
 <file path=word/numbering.xml><?xml version="1.0" encoding="utf-8"?>
 <w:numbering xmlns:wpc="http://schemas.microsoft.com/office/word/2010/wordprocessingCanvas" xmlns:cx="http://schemas.microsoft.com/office/drawing/2014/chartex" xmlns:cx1="http://schemas.microsoft.com/office/drawing/2015/9/8/chartex" xmlns:cx2="http://schemas.microsoft.com/office/drawing/2015/10/21/chartex" xmlns:cx3="http://schemas.microsoft.com/office/drawing/2016/5/9/chartex" xmlns:cx4="http://schemas.microsoft.com/office/drawing/2016/5/10/chartex" xmlns:cx5="http://schemas.microsoft.com/office/drawing/2016/5/11/chartex" xmlns:cx6="http://schemas.microsoft.com/office/drawing/2016/5/12/chartex" xmlns:cx7="http://schemas.microsoft.com/office/drawing/2016/5/13/chartex" xmlns:cx8="http://schemas.microsoft.com/office/drawing/2016/5/14/chartex" xmlns:mc="http://schemas.openxmlformats.org/markup-compatibility/2006" xmlns:aink="http://schemas.microsoft.com/office/drawing/2016/ink" xmlns:am3d="http://schemas.microsoft.com/office/drawing/2017/model3d" xmlns:o="urn:schemas-microsoft-com:office:office" xmlns:oel="http://schemas.microsoft.com/office/2019/extlst" xmlns:r="http://schemas.openxmlformats.org/officeDocument/2006/relationships" xmlns:m="http://schemas.openxmlformats.org/officeDocument/2006/math" xmlns:v="urn:schemas-microsoft-com:vml" xmlns:wp14="http://schemas.microsoft.com/office/word/2010/wordprocessingDrawing" xmlns:wp="http://schemas.openxmlformats.org/drawingml/2006/wordprocessingDrawing" xmlns:w10="urn:schemas-microsoft-com:office:word" xmlns:w="http://schemas.openxmlformats.org/wordprocessingml/2006/main" xmlns:w14="http://schemas.microsoft.com/office/word/2010/wordml" xmlns:w15="http://schemas.microsoft.com/office/word/2012/wordml" xmlns:w16cex="http://schemas.microsoft.com/office/word/2018/wordml/cex" xmlns:w16cid="http://schemas.microsoft.com/office/word/2016/wordml/cid" xmlns:w16="http://schemas.microsoft.com/office/word/2018/wordml" xmlns:w16du="http://schemas.microsoft.com/office/word/2023/wordml/word16du" xmlns:w16sdtdh="http://schemas.microsoft.com/office/word/2020/wordml/sdtdatahash" xmlns:w16sdtfl="http://schemas.microsoft.com/office/word/2024/wordml/sdtformatlock" xmlns:w16se="http://schemas.microsoft.com/office/word/2015/wordml/symex" xmlns:wpg="http://schemas.microsoft.com/office/word/2010/wordprocessingGroup" xmlns:wpi="http://schemas.microsoft.com/office/word/2010/wordprocessingInk" xmlns:wne="http://schemas.microsoft.com/office/word/2006/wordml" xmlns:wps="http://schemas.microsoft.com/office/word/2010/wordprocessingShape" mc:Ignorable="w14 w15 w16se w16cid w16 w16cex w16sdtdh w16sdtfl w16du wp14">
   <w:abstractNum w:abstractNumId="0" w15:restartNumberingAfterBreak="0">
+    <w:nsid w:val="00195D79"/>
+    <w:multiLevelType w:val="multilevel"/>
+    <w:tmpl w:val="53403A1C"/>
+    <w:lvl w:ilvl="0">
+      <w:start w:val="1"/>
+      <w:numFmt w:val="bullet"/>
+      <w:lvlText w:val=""/>
+      <w:lvlJc w:val="left"/>
+      <w:pPr>
+        <w:tabs>
+          <w:tab w:val="num" w:pos="720"/>
+        </w:tabs>
+        <w:ind w:left="720" w:hanging="360"/>
+      </w:pPr>
+      <w:rPr>
+        <w:rFonts w:ascii="Symbol" w:hAnsi="Symbol" w:hint="default"/>
+        <w:sz w:val="20"/>
+      </w:rPr>
+    </w:lvl>
+    <w:lvl w:ilvl="1" w:tentative="1">
+      <w:start w:val="1"/>
+      <w:numFmt w:val="bullet"/>
+      <w:lvlText w:val="o"/>
+      <w:lvlJc w:val="left"/>
+      <w:pPr>
+        <w:tabs>
+          <w:tab w:val="num" w:pos="1440"/>
+        </w:tabs>
+        <w:ind w:left="1440" w:hanging="360"/>
+      </w:pPr>
+      <w:rPr>
+        <w:rFonts w:ascii="Courier New" w:hAnsi="Courier New" w:hint="default"/>
+        <w:sz w:val="20"/>
+      </w:rPr>
+    </w:lvl>
+    <w:lvl w:ilvl="2" w:tentative="1">
+      <w:start w:val="1"/>
+      <w:numFmt w:val="bullet"/>
+      <w:lvlText w:val=""/>
+      <w:lvlJc w:val="left"/>
+      <w:pPr>
+        <w:tabs>
+          <w:tab w:val="num" w:pos="2160"/>
+        </w:tabs>
+        <w:ind w:left="2160" w:hanging="360"/>
+      </w:pPr>
+      <w:rPr>
+        <w:rFonts w:ascii="Wingdings" w:hAnsi="Wingdings" w:hint="default"/>
+        <w:sz w:val="20"/>
+      </w:rPr>
+    </w:lvl>
+    <w:lvl w:ilvl="3" w:tentative="1">
+      <w:start w:val="1"/>
+      <w:numFmt w:val="bullet"/>
+      <w:lvlText w:val=""/>
+      <w:lvlJc w:val="left"/>
+      <w:pPr>
+        <w:tabs>
+          <w:tab w:val="num" w:pos="2880"/>
+        </w:tabs>
+        <w:ind w:left="2880" w:hanging="360"/>
+      </w:pPr>
+      <w:rPr>
+        <w:rFonts w:ascii="Wingdings" w:hAnsi="Wingdings" w:hint="default"/>
+        <w:sz w:val="20"/>
+      </w:rPr>
+    </w:lvl>
+    <w:lvl w:ilvl="4" w:tentative="1">
+      <w:start w:val="1"/>
+      <w:numFmt w:val="bullet"/>
+      <w:lvlText w:val=""/>
+      <w:lvlJc w:val="left"/>
+      <w:pPr>
+        <w:tabs>
+          <w:tab w:val="num" w:pos="3600"/>
+        </w:tabs>
+        <w:ind w:left="3600" w:hanging="360"/>
+      </w:pPr>
+      <w:rPr>
+        <w:rFonts w:ascii="Wingdings" w:hAnsi="Wingdings" w:hint="default"/>
+        <w:sz w:val="20"/>
+      </w:rPr>
+    </w:lvl>
+    <w:lvl w:ilvl="5" w:tentative="1">
+      <w:start w:val="1"/>
+      <w:numFmt w:val="bullet"/>
+      <w:lvlText w:val=""/>
+      <w:lvlJc w:val="left"/>
+      <w:pPr>
+        <w:tabs>
+          <w:tab w:val="num" w:pos="4320"/>
+        </w:tabs>
+        <w:ind w:left="4320" w:hanging="360"/>
+      </w:pPr>
+      <w:rPr>
+        <w:rFonts w:ascii="Wingdings" w:hAnsi="Wingdings" w:hint="default"/>
+        <w:sz w:val="20"/>
+      </w:rPr>
+    </w:lvl>
+    <w:lvl w:ilvl="6" w:tentative="1">
+      <w:start w:val="1"/>
+      <w:numFmt w:val="bullet"/>
+      <w:lvlText w:val=""/>
+      <w:lvlJc w:val="left"/>
+      <w:pPr>
+        <w:tabs>
+          <w:tab w:val="num" w:pos="5040"/>
+        </w:tabs>
+        <w:ind w:left="5040" w:hanging="360"/>
+      </w:pPr>
+      <w:rPr>
+        <w:rFonts w:ascii="Wingdings" w:hAnsi="Wingdings" w:hint="default"/>
+        <w:sz w:val="20"/>
+      </w:rPr>
+    </w:lvl>
+    <w:lvl w:ilvl="7" w:tentative="1">
+      <w:start w:val="1"/>
+      <w:numFmt w:val="bullet"/>
+      <w:lvlText w:val=""/>
+      <w:lvlJc w:val="left"/>
+      <w:pPr>
+        <w:tabs>
+          <w:tab w:val="num" w:pos="5760"/>
+        </w:tabs>
+        <w:ind w:left="5760" w:hanging="360"/>
+      </w:pPr>
+      <w:rPr>
+        <w:rFonts w:ascii="Wingdings" w:hAnsi="Wingdings" w:hint="default"/>
+        <w:sz w:val="20"/>
+      </w:rPr>
+    </w:lvl>
+    <w:lvl w:ilvl="8" w:tentative="1">
+      <w:start w:val="1"/>
+      <w:numFmt w:val="bullet"/>
+      <w:lvlText w:val=""/>
+      <w:lvlJc w:val="left"/>
+      <w:pPr>
+        <w:tabs>
+          <w:tab w:val="num" w:pos="6480"/>
+        </w:tabs>
+        <w:ind w:left="6480" w:hanging="360"/>
+      </w:pPr>
+      <w:rPr>
+        <w:rFonts w:ascii="Wingdings" w:hAnsi="Wingdings" w:hint="default"/>
+        <w:sz w:val="20"/>
+      </w:rPr>
+    </w:lvl>
+  </w:abstractNum>
+  <w:abstractNum w:abstractNumId="1" w15:restartNumberingAfterBreak="0">
     <w:nsid w:val="013D2A47"/>
     <w:multiLevelType w:val="hybridMultilevel"/>
     <w:tmpl w:val="5462C540"/>
@@ -5053,7 +5538,7 @@
       </w:rPr>
     </w:lvl>
   </w:abstractNum>
-  <w:abstractNum w:abstractNumId="1" w15:restartNumberingAfterBreak="0">
+  <w:abstractNum w:abstractNumId="2" w15:restartNumberingAfterBreak="0">
     <w:nsid w:val="01BD4F30"/>
     <w:multiLevelType w:val="multilevel"/>
     <w:tmpl w:val="3CE0DEA2"/>
@@ -5166,7 +5651,7 @@
       </w:rPr>
     </w:lvl>
   </w:abstractNum>
-  <w:abstractNum w:abstractNumId="2" w15:restartNumberingAfterBreak="0">
+  <w:abstractNum w:abstractNumId="3" w15:restartNumberingAfterBreak="0">
     <w:nsid w:val="04137613"/>
     <w:multiLevelType w:val="hybridMultilevel"/>
     <w:tmpl w:val="1784A8C4"/>
@@ -5279,7 +5764,7 @@
       </w:rPr>
     </w:lvl>
   </w:abstractNum>
-  <w:abstractNum w:abstractNumId="3" w15:restartNumberingAfterBreak="0">
+  <w:abstractNum w:abstractNumId="4" w15:restartNumberingAfterBreak="0">
     <w:nsid w:val="04F97C8B"/>
     <w:multiLevelType w:val="hybridMultilevel"/>
     <w:tmpl w:val="5CD27A60"/>
@@ -5392,7 +5877,7 @@
       </w:rPr>
     </w:lvl>
   </w:abstractNum>
-  <w:abstractNum w:abstractNumId="4" w15:restartNumberingAfterBreak="0">
+  <w:abstractNum w:abstractNumId="5" w15:restartNumberingAfterBreak="0">
     <w:nsid w:val="08222B59"/>
     <w:multiLevelType w:val="hybridMultilevel"/>
     <w:tmpl w:val="4D7E64C8"/>
@@ -5505,7 +5990,7 @@
       </w:rPr>
     </w:lvl>
   </w:abstractNum>
-  <w:abstractNum w:abstractNumId="5" w15:restartNumberingAfterBreak="0">
+  <w:abstractNum w:abstractNumId="6" w15:restartNumberingAfterBreak="0">
     <w:nsid w:val="09E70657"/>
     <w:multiLevelType w:val="hybridMultilevel"/>
     <w:tmpl w:val="58EA6EA6"/>
@@ -5594,7 +6079,7 @@
       </w:pPr>
     </w:lvl>
   </w:abstractNum>
-  <w:abstractNum w:abstractNumId="6" w15:restartNumberingAfterBreak="0">
+  <w:abstractNum w:abstractNumId="7" w15:restartNumberingAfterBreak="0">
     <w:nsid w:val="0B253B9A"/>
     <w:multiLevelType w:val="hybridMultilevel"/>
     <w:tmpl w:val="12744C56"/>
@@ -5710,7 +6195,7 @@
       </w:pPr>
     </w:lvl>
   </w:abstractNum>
-  <w:abstractNum w:abstractNumId="7" w15:restartNumberingAfterBreak="0">
+  <w:abstractNum w:abstractNumId="8" w15:restartNumberingAfterBreak="0">
     <w:nsid w:val="0D936C49"/>
     <w:multiLevelType w:val="hybridMultilevel"/>
     <w:tmpl w:val="DD6E7AA0"/>
@@ -5823,7 +6308,7 @@
       </w:rPr>
     </w:lvl>
   </w:abstractNum>
-  <w:abstractNum w:abstractNumId="8" w15:restartNumberingAfterBreak="0">
+  <w:abstractNum w:abstractNumId="9" w15:restartNumberingAfterBreak="0">
     <w:nsid w:val="13ED3028"/>
     <w:multiLevelType w:val="hybridMultilevel"/>
     <w:tmpl w:val="643EF604"/>
@@ -5963,7 +6448,7 @@
       </w:rPr>
     </w:lvl>
   </w:abstractNum>
-  <w:abstractNum w:abstractNumId="9" w15:restartNumberingAfterBreak="0">
+  <w:abstractNum w:abstractNumId="10" w15:restartNumberingAfterBreak="0">
     <w:nsid w:val="18232480"/>
     <w:multiLevelType w:val="hybridMultilevel"/>
     <w:tmpl w:val="EA486FCC"/>
@@ -6103,7 +6588,7 @@
       </w:rPr>
     </w:lvl>
   </w:abstractNum>
-  <w:abstractNum w:abstractNumId="10" w15:restartNumberingAfterBreak="0">
+  <w:abstractNum w:abstractNumId="11" w15:restartNumberingAfterBreak="0">
     <w:nsid w:val="215A3D70"/>
     <w:multiLevelType w:val="hybridMultilevel"/>
     <w:tmpl w:val="75F80E60"/>
@@ -6216,7 +6701,7 @@
       </w:rPr>
     </w:lvl>
   </w:abstractNum>
-  <w:abstractNum w:abstractNumId="11" w15:restartNumberingAfterBreak="0">
+  <w:abstractNum w:abstractNumId="12" w15:restartNumberingAfterBreak="0">
     <w:nsid w:val="22D50EC0"/>
     <w:multiLevelType w:val="hybridMultilevel"/>
     <w:tmpl w:val="0CDA680E"/>
@@ -6329,7 +6814,7 @@
       </w:rPr>
     </w:lvl>
   </w:abstractNum>
-  <w:abstractNum w:abstractNumId="12" w15:restartNumberingAfterBreak="0">
+  <w:abstractNum w:abstractNumId="13" w15:restartNumberingAfterBreak="0">
     <w:nsid w:val="29902A33"/>
     <w:multiLevelType w:val="hybridMultilevel"/>
     <w:tmpl w:val="59940DA2"/>
@@ -6469,7 +6954,7 @@
       </w:rPr>
     </w:lvl>
   </w:abstractNum>
-  <w:abstractNum w:abstractNumId="13" w15:restartNumberingAfterBreak="0">
+  <w:abstractNum w:abstractNumId="14" w15:restartNumberingAfterBreak="0">
     <w:nsid w:val="2A7D3D82"/>
     <w:multiLevelType w:val="hybridMultilevel"/>
     <w:tmpl w:val="1D8AB7C6"/>
@@ -6609,7 +7094,7 @@
       </w:rPr>
     </w:lvl>
   </w:abstractNum>
-  <w:abstractNum w:abstractNumId="14" w15:restartNumberingAfterBreak="0">
+  <w:abstractNum w:abstractNumId="15" w15:restartNumberingAfterBreak="0">
     <w:nsid w:val="2FA3322B"/>
     <w:multiLevelType w:val="singleLevel"/>
     <w:tmpl w:val="0C0A0001"/>
@@ -6629,7 +7114,156 @@
       </w:rPr>
     </w:lvl>
   </w:abstractNum>
-  <w:abstractNum w:abstractNumId="15" w15:restartNumberingAfterBreak="0">
+  <w:abstractNum w:abstractNumId="16" w15:restartNumberingAfterBreak="0">
+    <w:nsid w:val="311650D0"/>
+    <w:multiLevelType w:val="multilevel"/>
+    <w:tmpl w:val="E2EABD22"/>
+    <w:lvl w:ilvl="0">
+      <w:start w:val="1"/>
+      <w:numFmt w:val="bullet"/>
+      <w:lvlText w:val=""/>
+      <w:lvlJc w:val="left"/>
+      <w:pPr>
+        <w:tabs>
+          <w:tab w:val="num" w:pos="360"/>
+        </w:tabs>
+        <w:ind w:left="360" w:hanging="360"/>
+      </w:pPr>
+      <w:rPr>
+        <w:rFonts w:ascii="Symbol" w:hAnsi="Symbol" w:hint="default"/>
+        <w:sz w:val="20"/>
+      </w:rPr>
+    </w:lvl>
+    <w:lvl w:ilvl="1">
+      <w:start w:val="1"/>
+      <w:numFmt w:val="bullet"/>
+      <w:lvlText w:val="o"/>
+      <w:lvlJc w:val="left"/>
+      <w:pPr>
+        <w:tabs>
+          <w:tab w:val="num" w:pos="1080"/>
+        </w:tabs>
+        <w:ind w:left="1080" w:hanging="360"/>
+      </w:pPr>
+      <w:rPr>
+        <w:rFonts w:ascii="Courier New" w:hAnsi="Courier New" w:hint="default"/>
+        <w:sz w:val="20"/>
+      </w:rPr>
+    </w:lvl>
+    <w:lvl w:ilvl="2" w:tentative="1">
+      <w:start w:val="1"/>
+      <w:numFmt w:val="bullet"/>
+      <w:lvlText w:val=""/>
+      <w:lvlJc w:val="left"/>
+      <w:pPr>
+        <w:tabs>
+          <w:tab w:val="num" w:pos="1800"/>
+        </w:tabs>
+        <w:ind w:left="1800" w:hanging="360"/>
+      </w:pPr>
+      <w:rPr>
+        <w:rFonts w:ascii="Wingdings" w:hAnsi="Wingdings" w:hint="default"/>
+        <w:sz w:val="20"/>
+      </w:rPr>
+    </w:lvl>
+    <w:lvl w:ilvl="3" w:tentative="1">
+      <w:start w:val="1"/>
+      <w:numFmt w:val="bullet"/>
+      <w:lvlText w:val=""/>
+      <w:lvlJc w:val="left"/>
+      <w:pPr>
+        <w:tabs>
+          <w:tab w:val="num" w:pos="2520"/>
+        </w:tabs>
+        <w:ind w:left="2520" w:hanging="360"/>
+      </w:pPr>
+      <w:rPr>
+        <w:rFonts w:ascii="Wingdings" w:hAnsi="Wingdings" w:hint="default"/>
+        <w:sz w:val="20"/>
+      </w:rPr>
+    </w:lvl>
+    <w:lvl w:ilvl="4" w:tentative="1">
+      <w:start w:val="1"/>
+      <w:numFmt w:val="bullet"/>
+      <w:lvlText w:val=""/>
+      <w:lvlJc w:val="left"/>
+      <w:pPr>
+        <w:tabs>
+          <w:tab w:val="num" w:pos="3240"/>
+        </w:tabs>
+        <w:ind w:left="3240" w:hanging="360"/>
+      </w:pPr>
+      <w:rPr>
+        <w:rFonts w:ascii="Wingdings" w:hAnsi="Wingdings" w:hint="default"/>
+        <w:sz w:val="20"/>
+      </w:rPr>
+    </w:lvl>
+    <w:lvl w:ilvl="5" w:tentative="1">
+      <w:start w:val="1"/>
+      <w:numFmt w:val="bullet"/>
+      <w:lvlText w:val=""/>
+      <w:lvlJc w:val="left"/>
+      <w:pPr>
+        <w:tabs>
+          <w:tab w:val="num" w:pos="3960"/>
+        </w:tabs>
+        <w:ind w:left="3960" w:hanging="360"/>
+      </w:pPr>
+      <w:rPr>
+        <w:rFonts w:ascii="Wingdings" w:hAnsi="Wingdings" w:hint="default"/>
+        <w:sz w:val="20"/>
+      </w:rPr>
+    </w:lvl>
+    <w:lvl w:ilvl="6" w:tentative="1">
+      <w:start w:val="1"/>
+      <w:numFmt w:val="bullet"/>
+      <w:lvlText w:val=""/>
+      <w:lvlJc w:val="left"/>
+      <w:pPr>
+        <w:tabs>
+          <w:tab w:val="num" w:pos="4680"/>
+        </w:tabs>
+        <w:ind w:left="4680" w:hanging="360"/>
+      </w:pPr>
+      <w:rPr>
+        <w:rFonts w:ascii="Wingdings" w:hAnsi="Wingdings" w:hint="default"/>
+        <w:sz w:val="20"/>
+      </w:rPr>
+    </w:lvl>
+    <w:lvl w:ilvl="7" w:tentative="1">
+      <w:start w:val="1"/>
+      <w:numFmt w:val="bullet"/>
+      <w:lvlText w:val=""/>
+      <w:lvlJc w:val="left"/>
+      <w:pPr>
+        <w:tabs>
+          <w:tab w:val="num" w:pos="5400"/>
+        </w:tabs>
+        <w:ind w:left="5400" w:hanging="360"/>
+      </w:pPr>
+      <w:rPr>
+        <w:rFonts w:ascii="Wingdings" w:hAnsi="Wingdings" w:hint="default"/>
+        <w:sz w:val="20"/>
+      </w:rPr>
+    </w:lvl>
+    <w:lvl w:ilvl="8" w:tentative="1">
+      <w:start w:val="1"/>
+      <w:numFmt w:val="bullet"/>
+      <w:lvlText w:val=""/>
+      <w:lvlJc w:val="left"/>
+      <w:pPr>
+        <w:tabs>
+          <w:tab w:val="num" w:pos="6120"/>
+        </w:tabs>
+        <w:ind w:left="6120" w:hanging="360"/>
+      </w:pPr>
+      <w:rPr>
+        <w:rFonts w:ascii="Wingdings" w:hAnsi="Wingdings" w:hint="default"/>
+        <w:sz w:val="20"/>
+      </w:rPr>
+    </w:lvl>
+  </w:abstractNum>
+  <w:abstractNum w:abstractNumId="17" w15:restartNumberingAfterBreak="0">
     <w:nsid w:val="343F0E8C"/>
     <w:multiLevelType w:val="hybridMultilevel"/>
     <w:tmpl w:val="61B4A55A"/>
@@ -6742,7 +7376,7 @@
       </w:rPr>
     </w:lvl>
   </w:abstractNum>
-  <w:abstractNum w:abstractNumId="16" w15:restartNumberingAfterBreak="0">
+  <w:abstractNum w:abstractNumId="18" w15:restartNumberingAfterBreak="0">
     <w:nsid w:val="365F27D5"/>
     <w:multiLevelType w:val="hybridMultilevel"/>
     <w:tmpl w:val="A6E40522"/>
@@ -6855,7 +7489,7 @@
       </w:rPr>
     </w:lvl>
   </w:abstractNum>
-  <w:abstractNum w:abstractNumId="17" w15:restartNumberingAfterBreak="0">
+  <w:abstractNum w:abstractNumId="19" w15:restartNumberingAfterBreak="0">
     <w:nsid w:val="36A34882"/>
     <w:multiLevelType w:val="hybridMultilevel"/>
     <w:tmpl w:val="7B280B54"/>
@@ -6968,7 +7602,7 @@
       </w:rPr>
     </w:lvl>
   </w:abstractNum>
-  <w:abstractNum w:abstractNumId="18" w15:restartNumberingAfterBreak="0">
+  <w:abstractNum w:abstractNumId="20" w15:restartNumberingAfterBreak="0">
     <w:nsid w:val="39DD08F0"/>
     <w:multiLevelType w:val="hybridMultilevel"/>
     <w:tmpl w:val="32B4AACC"/>
@@ -7081,7 +7715,7 @@
       </w:rPr>
     </w:lvl>
   </w:abstractNum>
-  <w:abstractNum w:abstractNumId="19" w15:restartNumberingAfterBreak="0">
+  <w:abstractNum w:abstractNumId="21" w15:restartNumberingAfterBreak="0">
     <w:nsid w:val="45604632"/>
     <w:multiLevelType w:val="hybridMultilevel"/>
     <w:tmpl w:val="4D28519C"/>
@@ -7194,7 +7828,7 @@
       </w:rPr>
     </w:lvl>
   </w:abstractNum>
-  <w:abstractNum w:abstractNumId="20" w15:restartNumberingAfterBreak="0">
+  <w:abstractNum w:abstractNumId="22" w15:restartNumberingAfterBreak="0">
     <w:nsid w:val="49C25B2A"/>
     <w:multiLevelType w:val="hybridMultilevel"/>
     <w:tmpl w:val="301AA9E2"/>
@@ -7334,7 +7968,7 @@
       </w:rPr>
     </w:lvl>
   </w:abstractNum>
-  <w:abstractNum w:abstractNumId="21" w15:restartNumberingAfterBreak="0">
+  <w:abstractNum w:abstractNumId="23" w15:restartNumberingAfterBreak="0">
     <w:nsid w:val="4A251FDC"/>
     <w:multiLevelType w:val="hybridMultilevel"/>
     <w:tmpl w:val="D67AA610"/>
@@ -7474,7 +8108,7 @@
       </w:rPr>
     </w:lvl>
   </w:abstractNum>
-  <w:abstractNum w:abstractNumId="22" w15:restartNumberingAfterBreak="0">
+  <w:abstractNum w:abstractNumId="24" w15:restartNumberingAfterBreak="0">
     <w:nsid w:val="4B134E67"/>
     <w:multiLevelType w:val="hybridMultilevel"/>
     <w:tmpl w:val="01628372"/>
@@ -7614,7 +8248,7 @@
       </w:rPr>
     </w:lvl>
   </w:abstractNum>
-  <w:abstractNum w:abstractNumId="23" w15:restartNumberingAfterBreak="0">
+  <w:abstractNum w:abstractNumId="25" w15:restartNumberingAfterBreak="0">
     <w:nsid w:val="51532D0D"/>
     <w:multiLevelType w:val="hybridMultilevel"/>
     <w:tmpl w:val="1FBCE078"/>
@@ -7727,7 +8361,7 @@
       </w:rPr>
     </w:lvl>
   </w:abstractNum>
-  <w:abstractNum w:abstractNumId="24" w15:restartNumberingAfterBreak="0">
+  <w:abstractNum w:abstractNumId="26" w15:restartNumberingAfterBreak="0">
     <w:nsid w:val="53BC1E8C"/>
     <w:multiLevelType w:val="hybridMultilevel"/>
     <w:tmpl w:val="22E8A7CC"/>
@@ -7840,7 +8474,7 @@
       </w:rPr>
     </w:lvl>
   </w:abstractNum>
-  <w:abstractNum w:abstractNumId="25" w15:restartNumberingAfterBreak="0">
+  <w:abstractNum w:abstractNumId="27" w15:restartNumberingAfterBreak="0">
     <w:nsid w:val="5ABD513D"/>
     <w:multiLevelType w:val="hybridMultilevel"/>
     <w:tmpl w:val="013E1BCA"/>
@@ -7956,7 +8590,7 @@
       </w:pPr>
     </w:lvl>
   </w:abstractNum>
-  <w:abstractNum w:abstractNumId="26" w15:restartNumberingAfterBreak="0">
+  <w:abstractNum w:abstractNumId="28" w15:restartNumberingAfterBreak="0">
     <w:nsid w:val="63A02CA4"/>
     <w:multiLevelType w:val="hybridMultilevel"/>
     <w:tmpl w:val="7B0C128E"/>
@@ -8096,7 +8730,7 @@
       </w:rPr>
     </w:lvl>
   </w:abstractNum>
-  <w:abstractNum w:abstractNumId="27" w15:restartNumberingAfterBreak="0">
+  <w:abstractNum w:abstractNumId="29" w15:restartNumberingAfterBreak="0">
     <w:nsid w:val="648A5577"/>
     <w:multiLevelType w:val="hybridMultilevel"/>
     <w:tmpl w:val="132833C2"/>
@@ -8236,7 +8870,7 @@
       </w:rPr>
     </w:lvl>
   </w:abstractNum>
-  <w:abstractNum w:abstractNumId="28" w15:restartNumberingAfterBreak="0">
+  <w:abstractNum w:abstractNumId="30" w15:restartNumberingAfterBreak="0">
     <w:nsid w:val="683872D3"/>
     <w:multiLevelType w:val="hybridMultilevel"/>
     <w:tmpl w:val="C590A124"/>
@@ -8349,7 +8983,7 @@
       </w:rPr>
     </w:lvl>
   </w:abstractNum>
-  <w:abstractNum w:abstractNumId="29" w15:restartNumberingAfterBreak="0">
+  <w:abstractNum w:abstractNumId="31" w15:restartNumberingAfterBreak="0">
     <w:nsid w:val="6B415DB0"/>
     <w:multiLevelType w:val="hybridMultilevel"/>
     <w:tmpl w:val="C73A86B2"/>
@@ -8462,7 +9096,7 @@
       </w:rPr>
     </w:lvl>
   </w:abstractNum>
-  <w:abstractNum w:abstractNumId="30" w15:restartNumberingAfterBreak="0">
+  <w:abstractNum w:abstractNumId="32" w15:restartNumberingAfterBreak="0">
     <w:nsid w:val="6BC522C1"/>
     <w:multiLevelType w:val="hybridMultilevel"/>
     <w:tmpl w:val="062889B6"/>
@@ -8575,7 +9209,7 @@
       </w:rPr>
     </w:lvl>
   </w:abstractNum>
-  <w:abstractNum w:abstractNumId="31" w15:restartNumberingAfterBreak="0">
+  <w:abstractNum w:abstractNumId="33" w15:restartNumberingAfterBreak="0">
     <w:nsid w:val="6C403448"/>
     <w:multiLevelType w:val="hybridMultilevel"/>
     <w:tmpl w:val="CA664C60"/>
@@ -8661,7 +9295,7 @@
       </w:pPr>
     </w:lvl>
   </w:abstractNum>
-  <w:abstractNum w:abstractNumId="32" w15:restartNumberingAfterBreak="0">
+  <w:abstractNum w:abstractNumId="34" w15:restartNumberingAfterBreak="0">
     <w:nsid w:val="6CC03D76"/>
     <w:multiLevelType w:val="hybridMultilevel"/>
     <w:tmpl w:val="0E287128"/>
@@ -8750,7 +9384,7 @@
       </w:pPr>
     </w:lvl>
   </w:abstractNum>
-  <w:abstractNum w:abstractNumId="33" w15:restartNumberingAfterBreak="0">
+  <w:abstractNum w:abstractNumId="35" w15:restartNumberingAfterBreak="0">
     <w:nsid w:val="6D535E01"/>
     <w:multiLevelType w:val="hybridMultilevel"/>
     <w:tmpl w:val="1F24E808"/>
@@ -8863,7 +9497,7 @@
       </w:rPr>
     </w:lvl>
   </w:abstractNum>
-  <w:abstractNum w:abstractNumId="34" w15:restartNumberingAfterBreak="0">
+  <w:abstractNum w:abstractNumId="36" w15:restartNumberingAfterBreak="0">
     <w:nsid w:val="701D5044"/>
     <w:multiLevelType w:val="hybridMultilevel"/>
     <w:tmpl w:val="057849A6"/>
@@ -8949,7 +9583,7 @@
       </w:pPr>
     </w:lvl>
   </w:abstractNum>
-  <w:abstractNum w:abstractNumId="35" w15:restartNumberingAfterBreak="0">
+  <w:abstractNum w:abstractNumId="37" w15:restartNumberingAfterBreak="0">
     <w:nsid w:val="70327D6A"/>
     <w:multiLevelType w:val="hybridMultilevel"/>
     <w:tmpl w:val="635AF720"/>
@@ -9089,7 +9723,7 @@
       </w:rPr>
     </w:lvl>
   </w:abstractNum>
-  <w:abstractNum w:abstractNumId="36" w15:restartNumberingAfterBreak="0">
+  <w:abstractNum w:abstractNumId="38" w15:restartNumberingAfterBreak="0">
     <w:nsid w:val="720B5F88"/>
     <w:multiLevelType w:val="hybridMultilevel"/>
     <w:tmpl w:val="7EC48C4C"/>
@@ -9202,7 +9836,7 @@
       </w:rPr>
     </w:lvl>
   </w:abstractNum>
-  <w:abstractNum w:abstractNumId="37" w15:restartNumberingAfterBreak="0">
+  <w:abstractNum w:abstractNumId="39" w15:restartNumberingAfterBreak="0">
     <w:nsid w:val="74856BE5"/>
     <w:multiLevelType w:val="hybridMultilevel"/>
     <w:tmpl w:val="1A64CBD2"/>
@@ -9342,7 +9976,7 @@
       </w:rPr>
     </w:lvl>
   </w:abstractNum>
-  <w:abstractNum w:abstractNumId="38" w15:restartNumberingAfterBreak="0">
+  <w:abstractNum w:abstractNumId="40" w15:restartNumberingAfterBreak="0">
     <w:nsid w:val="7A816C5B"/>
     <w:multiLevelType w:val="hybridMultilevel"/>
     <w:tmpl w:val="416A10B4"/>
@@ -9455,7 +10089,7 @@
       </w:rPr>
     </w:lvl>
   </w:abstractNum>
-  <w:abstractNum w:abstractNumId="39" w15:restartNumberingAfterBreak="0">
+  <w:abstractNum w:abstractNumId="41" w15:restartNumberingAfterBreak="0">
     <w:nsid w:val="7A9E4D92"/>
     <w:multiLevelType w:val="hybridMultilevel"/>
     <w:tmpl w:val="054A299E"/>
@@ -9574,7 +10208,7 @@
       </w:pPr>
     </w:lvl>
   </w:abstractNum>
-  <w:abstractNum w:abstractNumId="40" w15:restartNumberingAfterBreak="0">
+  <w:abstractNum w:abstractNumId="42" w15:restartNumberingAfterBreak="0">
     <w:nsid w:val="7CD42A98"/>
     <w:multiLevelType w:val="hybridMultilevel"/>
     <w:tmpl w:val="9544CB50"/>
@@ -9715,127 +10349,133 @@
     </w:lvl>
   </w:abstractNum>
   <w:num w:numId="1" w16cid:durableId="872108779">
+    <w:abstractNumId w:val="15"/>
+  </w:num>
+  <w:num w:numId="2" w16cid:durableId="297808819">
     <w:abstractNumId w:val="14"/>
   </w:num>
-  <w:num w:numId="2" w16cid:durableId="297808819">
+  <w:num w:numId="3" w16cid:durableId="1209562844">
     <w:abstractNumId w:val="13"/>
   </w:num>
-  <w:num w:numId="3" w16cid:durableId="1209562844">
+  <w:num w:numId="4" w16cid:durableId="115175340">
+    <w:abstractNumId w:val="41"/>
+  </w:num>
+  <w:num w:numId="5" w16cid:durableId="587889658">
+    <w:abstractNumId w:val="27"/>
+  </w:num>
+  <w:num w:numId="6" w16cid:durableId="1091312441">
+    <w:abstractNumId w:val="7"/>
+  </w:num>
+  <w:num w:numId="7" w16cid:durableId="173885054">
     <w:abstractNumId w:val="12"/>
   </w:num>
-  <w:num w:numId="4" w16cid:durableId="115175340">
+  <w:num w:numId="8" w16cid:durableId="404033907">
+    <w:abstractNumId w:val="5"/>
+  </w:num>
+  <w:num w:numId="9" w16cid:durableId="1147890829">
+    <w:abstractNumId w:val="36"/>
+  </w:num>
+  <w:num w:numId="10" w16cid:durableId="1709645466">
+    <w:abstractNumId w:val="34"/>
+  </w:num>
+  <w:num w:numId="11" w16cid:durableId="1761679235">
+    <w:abstractNumId w:val="6"/>
+  </w:num>
+  <w:num w:numId="12" w16cid:durableId="1400863409">
+    <w:abstractNumId w:val="33"/>
+  </w:num>
+  <w:num w:numId="13" w16cid:durableId="1145005200">
+    <w:abstractNumId w:val="38"/>
+  </w:num>
+  <w:num w:numId="14" w16cid:durableId="1909532969">
+    <w:abstractNumId w:val="42"/>
+  </w:num>
+  <w:num w:numId="15" w16cid:durableId="1841306914">
+    <w:abstractNumId w:val="24"/>
+  </w:num>
+  <w:num w:numId="16" w16cid:durableId="728726636">
+    <w:abstractNumId w:val="23"/>
+  </w:num>
+  <w:num w:numId="17" w16cid:durableId="378670485">
+    <w:abstractNumId w:val="22"/>
+  </w:num>
+  <w:num w:numId="18" w16cid:durableId="1641304177">
     <w:abstractNumId w:val="39"/>
   </w:num>
-  <w:num w:numId="5" w16cid:durableId="587889658">
+  <w:num w:numId="19" w16cid:durableId="1191408512">
+    <w:abstractNumId w:val="18"/>
+  </w:num>
+  <w:num w:numId="20" w16cid:durableId="1763185202">
+    <w:abstractNumId w:val="28"/>
+  </w:num>
+  <w:num w:numId="21" w16cid:durableId="324624129">
+    <w:abstractNumId w:val="35"/>
+  </w:num>
+  <w:num w:numId="22" w16cid:durableId="1450587146">
+    <w:abstractNumId w:val="4"/>
+  </w:num>
+  <w:num w:numId="23" w16cid:durableId="1259556152">
+    <w:abstractNumId w:val="11"/>
+  </w:num>
+  <w:num w:numId="24" w16cid:durableId="1869104330">
+    <w:abstractNumId w:val="40"/>
+  </w:num>
+  <w:num w:numId="25" w16cid:durableId="1401320942">
+    <w:abstractNumId w:val="1"/>
+  </w:num>
+  <w:num w:numId="26" w16cid:durableId="1777140663">
+    <w:abstractNumId w:val="29"/>
+  </w:num>
+  <w:num w:numId="27" w16cid:durableId="761216741">
+    <w:abstractNumId w:val="9"/>
+  </w:num>
+  <w:num w:numId="28" w16cid:durableId="1544563916">
+    <w:abstractNumId w:val="37"/>
+  </w:num>
+  <w:num w:numId="29" w16cid:durableId="1638485429">
+    <w:abstractNumId w:val="10"/>
+  </w:num>
+  <w:num w:numId="30" w16cid:durableId="436100664">
+    <w:abstractNumId w:val="8"/>
+  </w:num>
+  <w:num w:numId="31" w16cid:durableId="1558395117">
+    <w:abstractNumId w:val="2"/>
+  </w:num>
+  <w:num w:numId="32" w16cid:durableId="530460463">
+    <w:abstractNumId w:val="3"/>
+  </w:num>
+  <w:num w:numId="33" w16cid:durableId="435714663">
+    <w:abstractNumId w:val="30"/>
+  </w:num>
+  <w:num w:numId="34" w16cid:durableId="1787385808">
+    <w:abstractNumId w:val="17"/>
+  </w:num>
+  <w:num w:numId="35" w16cid:durableId="1361785041">
     <w:abstractNumId w:val="25"/>
   </w:num>
-  <w:num w:numId="6" w16cid:durableId="1091312441">
-    <w:abstractNumId w:val="6"/>
-  </w:num>
-  <w:num w:numId="7" w16cid:durableId="173885054">
-    <w:abstractNumId w:val="11"/>
-  </w:num>
-  <w:num w:numId="8" w16cid:durableId="404033907">
-    <w:abstractNumId w:val="4"/>
-  </w:num>
-  <w:num w:numId="9" w16cid:durableId="1147890829">
-    <w:abstractNumId w:val="34"/>
-  </w:num>
-  <w:num w:numId="10" w16cid:durableId="1709645466">
+  <w:num w:numId="36" w16cid:durableId="591472561">
     <w:abstractNumId w:val="32"/>
   </w:num>
-  <w:num w:numId="11" w16cid:durableId="1761679235">
-    <w:abstractNumId w:val="5"/>
+  <w:num w:numId="37" w16cid:durableId="1451389176">
+    <w:abstractNumId w:val="21"/>
   </w:num>
-  <w:num w:numId="12" w16cid:durableId="1400863409">
+  <w:num w:numId="38" w16cid:durableId="1567835436">
+    <w:abstractNumId w:val="26"/>
+  </w:num>
+  <w:num w:numId="39" w16cid:durableId="243757406">
+    <w:abstractNumId w:val="20"/>
+  </w:num>
+  <w:num w:numId="40" w16cid:durableId="307904345">
     <w:abstractNumId w:val="31"/>
   </w:num>
-  <w:num w:numId="13" w16cid:durableId="1145005200">
-    <w:abstractNumId w:val="36"/>
+  <w:num w:numId="41" w16cid:durableId="1537741852">
+    <w:abstractNumId w:val="19"/>
   </w:num>
-  <w:num w:numId="14" w16cid:durableId="1909532969">
-    <w:abstractNumId w:val="40"/>
-  </w:num>
-  <w:num w:numId="15" w16cid:durableId="1841306914">
-    <w:abstractNumId w:val="22"/>
-  </w:num>
-  <w:num w:numId="16" w16cid:durableId="728726636">
-    <w:abstractNumId w:val="21"/>
-  </w:num>
-  <w:num w:numId="17" w16cid:durableId="378670485">
-    <w:abstractNumId w:val="20"/>
-  </w:num>
-  <w:num w:numId="18" w16cid:durableId="1641304177">
-    <w:abstractNumId w:val="37"/>
-  </w:num>
-  <w:num w:numId="19" w16cid:durableId="1191408512">
-    <w:abstractNumId w:val="16"/>
-  </w:num>
-  <w:num w:numId="20" w16cid:durableId="1763185202">
-    <w:abstractNumId w:val="26"/>
-  </w:num>
-  <w:num w:numId="21" w16cid:durableId="324624129">
-    <w:abstractNumId w:val="33"/>
-  </w:num>
-  <w:num w:numId="22" w16cid:durableId="1450587146">
-    <w:abstractNumId w:val="3"/>
-  </w:num>
-  <w:num w:numId="23" w16cid:durableId="1259556152">
-    <w:abstractNumId w:val="10"/>
-  </w:num>
-  <w:num w:numId="24" w16cid:durableId="1869104330">
-    <w:abstractNumId w:val="38"/>
-  </w:num>
-  <w:num w:numId="25" w16cid:durableId="1401320942">
+  <w:num w:numId="42" w16cid:durableId="1811752409">
     <w:abstractNumId w:val="0"/>
   </w:num>
-  <w:num w:numId="26" w16cid:durableId="1777140663">
-    <w:abstractNumId w:val="27"/>
-  </w:num>
-  <w:num w:numId="27" w16cid:durableId="761216741">
-    <w:abstractNumId w:val="8"/>
-  </w:num>
-  <w:num w:numId="28" w16cid:durableId="1544563916">
-    <w:abstractNumId w:val="35"/>
-  </w:num>
-  <w:num w:numId="29" w16cid:durableId="1638485429">
-    <w:abstractNumId w:val="9"/>
-  </w:num>
-  <w:num w:numId="30" w16cid:durableId="436100664">
-    <w:abstractNumId w:val="7"/>
-  </w:num>
-  <w:num w:numId="31" w16cid:durableId="1558395117">
-    <w:abstractNumId w:val="1"/>
-  </w:num>
-  <w:num w:numId="32" w16cid:durableId="530460463">
-    <w:abstractNumId w:val="2"/>
-  </w:num>
-  <w:num w:numId="33" w16cid:durableId="435714663">
-    <w:abstractNumId w:val="28"/>
-  </w:num>
-  <w:num w:numId="34" w16cid:durableId="1787385808">
-    <w:abstractNumId w:val="15"/>
-  </w:num>
-  <w:num w:numId="35" w16cid:durableId="1361785041">
-    <w:abstractNumId w:val="23"/>
-  </w:num>
-  <w:num w:numId="36" w16cid:durableId="591472561">
-    <w:abstractNumId w:val="30"/>
-  </w:num>
-  <w:num w:numId="37" w16cid:durableId="1451389176">
-    <w:abstractNumId w:val="19"/>
-  </w:num>
-  <w:num w:numId="38" w16cid:durableId="1567835436">
-    <w:abstractNumId w:val="24"/>
-  </w:num>
-  <w:num w:numId="39" w16cid:durableId="243757406">
-    <w:abstractNumId w:val="18"/>
-  </w:num>
-  <w:num w:numId="40" w16cid:durableId="307904345">
-    <w:abstractNumId w:val="29"/>
-  </w:num>
-  <w:num w:numId="41" w16cid:durableId="1537741852">
-    <w:abstractNumId w:val="17"/>
+  <w:num w:numId="43" w16cid:durableId="493229894">
+    <w:abstractNumId w:val="16"/>
   </w:num>
 </w:numbering>
 </file>
@@ -10490,6 +11130,32 @@
       <w:shd w:val="clear" w:color="auto" w:fill="E1DFDD"/>
     </w:rPr>
   </w:style>
+  <w:style w:type="paragraph" w:styleId="NormalWeb">
+    <w:name w:val="Normal (Web)"/>
+    <w:basedOn w:val="Normal"/>
+    <w:uiPriority w:val="99"/>
+    <w:semiHidden/>
+    <w:unhideWhenUsed/>
+    <w:rsid w:val="003F14E8"/>
+    <w:pPr>
+      <w:spacing w:before="100" w:beforeAutospacing="1" w:after="100" w:afterAutospacing="1"/>
+    </w:pPr>
+    <w:rPr>
+      <w:sz w:val="24"/>
+      <w:szCs w:val="24"/>
+      <w:lang w:val="es-MX" w:eastAsia="es-MX"/>
+    </w:rPr>
+  </w:style>
+  <w:style w:type="character" w:customStyle="1" w:styleId="citation-7">
+    <w:name w:val="citation-7"/>
+    <w:basedOn w:val="Fuentedeprrafopredeter"/>
+    <w:rsid w:val="003F14E8"/>
+  </w:style>
+  <w:style w:type="character" w:customStyle="1" w:styleId="citation-6">
+    <w:name w:val="citation-6"/>
+    <w:basedOn w:val="Fuentedeprrafopredeter"/>
+    <w:rsid w:val="003F14E8"/>
+  </w:style>
 </w:styles>
 </file>
 

--- a/CalendarioAgo2026/informacion/PoliticasAgo26_503.docx
+++ b/CalendarioAgo2026/informacion/PoliticasAgo26_503.docx
@@ -362,7 +362,6 @@
         </w:rPr>
         <w:t xml:space="preserve"> - </w:t>
       </w:r>
-      <w:proofErr w:type="gramStart"/>
       <w:r>
         <w:rPr>
           <w:rFonts w:ascii="Arial" w:hAnsi="Arial"/>
@@ -371,7 +370,6 @@
         </w:rPr>
         <w:t>Diciembre</w:t>
       </w:r>
-      <w:proofErr w:type="gramEnd"/>
       <w:r>
         <w:rPr>
           <w:rFonts w:ascii="Arial" w:hAnsi="Arial"/>
@@ -950,7 +948,6 @@
         </w:rPr>
         <w:t xml:space="preserve">  </w:t>
       </w:r>
-      <w:proofErr w:type="gramStart"/>
       <w:r>
         <w:rPr>
           <w:rFonts w:ascii="Arial" w:hAnsi="Arial"/>
@@ -960,19 +957,7 @@
           <w:u w:val="single"/>
           <w:lang w:eastAsia="es-ES"/>
         </w:rPr>
-        <w:t>Martes</w:t>
-      </w:r>
-      <w:proofErr w:type="gramEnd"/>
-      <w:r>
-        <w:rPr>
-          <w:rFonts w:ascii="Arial" w:hAnsi="Arial"/>
-          <w:snapToGrid w:val="0"/>
-          <w:sz w:val="22"/>
-          <w:szCs w:val="22"/>
-          <w:u w:val="single"/>
-          <w:lang w:eastAsia="es-ES"/>
-        </w:rPr>
-        <w:t xml:space="preserve"> y viernes de</w:t>
+        <w:t>Martes y viernes de</w:t>
       </w:r>
       <w:r>
         <w:rPr>
@@ -1301,7 +1286,6 @@
         </w:rPr>
         <w:t xml:space="preserve"> </w:t>
       </w:r>
-      <w:proofErr w:type="gramStart"/>
       <w:r>
         <w:rPr>
           <w:rFonts w:ascii="Arial" w:hAnsi="Arial"/>
@@ -1311,19 +1295,7 @@
           <w:u w:val="single"/>
           <w:lang w:eastAsia="es-ES"/>
         </w:rPr>
-        <w:t>Lunes</w:t>
-      </w:r>
-      <w:proofErr w:type="gramEnd"/>
-      <w:r>
-        <w:rPr>
-          <w:rFonts w:ascii="Arial" w:hAnsi="Arial"/>
-          <w:snapToGrid w:val="0"/>
-          <w:sz w:val="22"/>
-          <w:szCs w:val="22"/>
-          <w:u w:val="single"/>
-          <w:lang w:eastAsia="es-ES"/>
-        </w:rPr>
-        <w:t xml:space="preserve"> y viernes (12:00 a 1:00 p.m.) </w:t>
+        <w:t xml:space="preserve">Lunes y viernes (12:00 a 1:00 p.m.) </w:t>
       </w:r>
       <w:r>
         <w:rPr>
@@ -1343,21 +1315,8 @@
           <w:u w:val="single"/>
           <w:lang w:eastAsia="es-ES"/>
         </w:rPr>
-        <w:t xml:space="preserve"> </w:t>
-      </w:r>
-      <w:proofErr w:type="gramStart"/>
-      <w:r>
-        <w:rPr>
-          <w:rFonts w:ascii="Arial" w:hAnsi="Arial"/>
-          <w:snapToGrid w:val="0"/>
-          <w:sz w:val="22"/>
-          <w:szCs w:val="22"/>
-          <w:u w:val="single"/>
-          <w:lang w:eastAsia="es-ES"/>
-        </w:rPr>
-        <w:t>Martes</w:t>
-      </w:r>
-      <w:proofErr w:type="gramEnd"/>
+        <w:t xml:space="preserve"> Martes</w:t>
+      </w:r>
       <w:r>
         <w:rPr>
           <w:rFonts w:ascii="Arial" w:hAnsi="Arial"/>
@@ -1640,7 +1599,6 @@
         </w:rPr>
         <w:t xml:space="preserve">: </w:t>
       </w:r>
-      <w:proofErr w:type="gramStart"/>
       <w:r>
         <w:rPr>
           <w:rFonts w:ascii="Arial" w:hAnsi="Arial"/>
@@ -1648,17 +1606,7 @@
           <w:u w:val="single"/>
           <w:lang w:eastAsia="es-ES"/>
         </w:rPr>
-        <w:t>Miércoles</w:t>
-      </w:r>
-      <w:proofErr w:type="gramEnd"/>
-      <w:r>
-        <w:rPr>
-          <w:rFonts w:ascii="Arial" w:hAnsi="Arial"/>
-          <w:snapToGrid w:val="0"/>
-          <w:u w:val="single"/>
-          <w:lang w:eastAsia="es-ES"/>
-        </w:rPr>
-        <w:t xml:space="preserve"> de 10:00 a 11:00 a.m.</w:t>
+        <w:t>Miércoles de 10:00 a 11:00 a.m.</w:t>
       </w:r>
       <w:r>
         <w:rPr>
@@ -2095,16 +2043,8 @@
         <w:rPr>
           <w:sz w:val="22"/>
         </w:rPr>
-        <w:t xml:space="preserve">e presentarán en </w:t>
-      </w:r>
-      <w:proofErr w:type="spellStart"/>
-      <w:r>
-        <w:rPr>
-          <w:sz w:val="22"/>
-        </w:rPr>
-        <w:t>Canvas</w:t>
-      </w:r>
-      <w:proofErr w:type="spellEnd"/>
+        <w:t>e presentarán en Canvas</w:t>
+      </w:r>
       <w:r>
         <w:rPr>
           <w:sz w:val="22"/>
@@ -2294,14 +2234,14 @@
           <w:sz w:val="22"/>
           <w:u w:val="single"/>
         </w:rPr>
-        <w:t>l</w:t>
+        <w:t>martes</w:t>
       </w:r>
       <w:r>
         <w:rPr>
           <w:sz w:val="22"/>
           <w:u w:val="single"/>
         </w:rPr>
-        <w:t xml:space="preserve">unes </w:t>
+        <w:t xml:space="preserve"> </w:t>
       </w:r>
       <w:r>
         <w:rPr>
@@ -3308,7 +3248,6 @@
         </w:rPr>
         <w:t xml:space="preserve">talar </w:t>
       </w:r>
-      <w:proofErr w:type="spellStart"/>
       <w:r>
         <w:rPr>
           <w:b/>
@@ -3319,7 +3258,6 @@
         </w:rPr>
         <w:t>Respondus</w:t>
       </w:r>
-      <w:proofErr w:type="spellEnd"/>
       <w:r>
         <w:rPr>
           <w:color w:val="3B3838"/>
@@ -3328,7 +3266,6 @@
         </w:rPr>
         <w:t xml:space="preserve"> </w:t>
       </w:r>
-      <w:proofErr w:type="spellStart"/>
       <w:r>
         <w:rPr>
           <w:b/>
@@ -3337,18 +3274,7 @@
           <w:sz w:val="22"/>
           <w:szCs w:val="22"/>
         </w:rPr>
-        <w:t>LockDown</w:t>
-      </w:r>
-      <w:proofErr w:type="spellEnd"/>
-      <w:r>
-        <w:rPr>
-          <w:b/>
-          <w:bCs/>
-          <w:color w:val="3B3838"/>
-          <w:sz w:val="22"/>
-          <w:szCs w:val="22"/>
-        </w:rPr>
-        <w:t xml:space="preserve"> Browser</w:t>
+        <w:t>LockDown Browser</w:t>
       </w:r>
       <w:r>
         <w:rPr>
@@ -3648,7 +3574,6 @@
         </w:rPr>
         <w:t xml:space="preserve">a través de la plataforma </w:t>
       </w:r>
-      <w:proofErr w:type="spellStart"/>
       <w:r>
         <w:rPr>
           <w:b/>
@@ -3656,17 +3581,7 @@
           <w:sz w:val="22"/>
           <w:szCs w:val="22"/>
         </w:rPr>
-        <w:t>Canvas</w:t>
-      </w:r>
-      <w:proofErr w:type="spellEnd"/>
-      <w:r>
-        <w:rPr>
-          <w:b/>
-          <w:bCs/>
-          <w:sz w:val="22"/>
-          <w:szCs w:val="22"/>
-        </w:rPr>
-        <w:t>:</w:t>
+        <w:t>Canvas:</w:t>
       </w:r>
     </w:p>
     <w:p>
@@ -3886,15 +3801,7 @@
           <w:sz w:val="22"/>
           <w:szCs w:val="22"/>
         </w:rPr>
-        <w:t>(</w:t>
-      </w:r>
-      <w:proofErr w:type="spellStart"/>
-      <w:r>
-        <w:rPr>
-          <w:sz w:val="22"/>
-          <w:szCs w:val="22"/>
-        </w:rPr>
-        <w:t>D</w:t>
+        <w:t>(D</w:t>
       </w:r>
       <w:r>
         <w:rPr>
@@ -3903,7 +3810,6 @@
         </w:rPr>
         <w:t>ataframe</w:t>
       </w:r>
-      <w:proofErr w:type="spellEnd"/>
       <w:r>
         <w:rPr>
           <w:sz w:val="22"/>
